--- a/html-defect-report.docx
+++ b/html-defect-report.docx
@@ -1,6 +1,6 @@
 
 <file path=word/document.xml><?xml version="1.0" encoding="utf-8"?>
-<w:document xmlns:w="http://schemas.openxmlformats.org/wordprocessingml/2006/main" xmlns:r="http://schemas.openxmlformats.org/officeDocument/2006/relationships">
+<w:document xmlns:wpc="http://schemas.microsoft.com/office/word/2010/wordprocessingCanvas" xmlns:cx="http://schemas.microsoft.com/office/drawing/2014/chartex" xmlns:cx1="http://schemas.microsoft.com/office/drawing/2015/9/8/chartex" xmlns:cx2="http://schemas.microsoft.com/office/drawing/2015/10/21/chartex" xmlns:cx3="http://schemas.microsoft.com/office/drawing/2016/5/9/chartex" xmlns:cx4="http://schemas.microsoft.com/office/drawing/2016/5/10/chartex" xmlns:cx5="http://schemas.microsoft.com/office/drawing/2016/5/11/chartex" xmlns:cx6="http://schemas.microsoft.com/office/drawing/2016/5/12/chartex" xmlns:cx7="http://schemas.microsoft.com/office/drawing/2016/5/13/chartex" xmlns:cx8="http://schemas.microsoft.com/office/drawing/2016/5/14/chartex" xmlns:mc="http://schemas.openxmlformats.org/markup-compatibility/2006" xmlns:o="urn:schemas-microsoft-com:office:office" xmlns:r="http://schemas.openxmlformats.org/officeDocument/2006/relationships" xmlns:m="http://schemas.openxmlformats.org/officeDocument/2006/math" xmlns:v="urn:schemas-microsoft-com:vml" xmlns:wp14="http://schemas.microsoft.com/office/word/2010/wordprocessingDrawing" xmlns:wp="http://schemas.openxmlformats.org/drawingml/2006/wordprocessingDrawing" xmlns:w="http://schemas.openxmlformats.org/wordprocessingml/2006/main" xmlns:w14="http://schemas.microsoft.com/office/word/2010/wordml" xmlns:w10="urn:schemas-microsoft-com:office:word" xmlns:w15="http://schemas.microsoft.com/office/word/2012/wordml" xmlns:wpg="http://schemas.microsoft.com/office/word/2010/wordprocessingGroup" xmlns:wpi="http://schemas.microsoft.com/office/word/2010/wordprocessingInk" xmlns:wne="http://schemas.microsoft.com/office/word/2006/wordml" xmlns:wps="http://schemas.microsoft.com/office/word/2010/wordprocessingShape" xmlns:wpsCustomData="http://www.wps.cn/officeDocument/2013/wpsCustomData" mc:Ignorable="w14 w15 wp14">
   <w:body>
     <w:p>
       <w:pPr>
@@ -21,7 +21,7 @@
           <w:sz w:val="36"/>
           <w:szCs w:val="36"/>
         </w:rPr>
-        <w:t xml:space="preserve">AI 实践任务：HTML 页面缺陷分析报告</w:t>
+        <w:t>AI 实践任务：HTML 页面缺陷分析报告</w:t>
       </w:r>
     </w:p>
     <w:p>
@@ -40,7 +40,7 @@
           <w:sz w:val="19"/>
           <w:szCs w:val="19"/>
         </w:rPr>
-        <w:t xml:space="preserve">任务对象：技术博客“文章详情”页面（html5错误案例.html）    分析依据：HTML5 语法规范、语义化与可访问性（W3C / WCAG）</w:t>
+        <w:t>任务对象：技术博客“文章详情”页面（html5错误案例.html）    分析依据：HTML5 语法规范、语义化与可访问性（W3C / WCAG）</w:t>
       </w:r>
     </w:p>
     <w:p>
@@ -62,7 +62,7 @@
           <w:sz w:val="28"/>
           <w:szCs w:val="28"/>
         </w:rPr>
-        <w:t xml:space="preserve">一、任务说明</w:t>
+        <w:t>一、任务说明</w:t>
       </w:r>
     </w:p>
     <w:p>
@@ -81,7 +81,7 @@
           <w:sz w:val="21"/>
           <w:szCs w:val="21"/>
         </w:rPr>
-        <w:t xml:space="preserve">阅读博客 HTML 代码，找出页面中的错误或缺陷，逐条填写下表；并将本报告整理为 Word 文档提交至学习通的 AI 实践任务。</w:t>
+        <w:t>阅读博客 HTML 代码，找出页面中的错误或缺陷，逐条填写下表；并将本报告整理为 Word 文档提交至学习通的 AI 实践任务。</w:t>
       </w:r>
     </w:p>
     <w:p>
@@ -103,20 +103,21 @@
           <w:sz w:val="28"/>
           <w:szCs w:val="28"/>
         </w:rPr>
-        <w:t xml:space="preserve">二、缺陷明细表</w:t>
+        <w:t>二、缺陷明细表</w:t>
       </w:r>
     </w:p>
     <w:tbl>
       <w:tblPr>
+        <w:tblStyle w:val="2"/>
         <w:tblW w:w="8840" w:type="dxa"/>
         <w:jc w:val="center"/>
         <w:tblBorders>
-          <w:top w:val="single" w:sz="6" w:space="0" w:color="9AB6D4"/>
-          <w:left w:val="single" w:sz="6" w:space="0" w:color="9AB6D4"/>
-          <w:bottom w:val="single" w:sz="6" w:space="0" w:color="9AB6D4"/>
-          <w:right w:val="single" w:sz="6" w:space="0" w:color="9AB6D4"/>
-          <w:insideH w:val="single" w:sz="6" w:space="0" w:color="9AB6D4"/>
-          <w:insideV w:val="single" w:sz="6" w:space="0" w:color="9AB6D4"/>
+          <w:top w:val="single" w:color="9AB6D4" w:sz="6" w:space="0"/>
+          <w:left w:val="single" w:color="9AB6D4" w:sz="6" w:space="0"/>
+          <w:bottom w:val="single" w:color="9AB6D4" w:sz="6" w:space="0"/>
+          <w:right w:val="single" w:color="9AB6D4" w:sz="6" w:space="0"/>
+          <w:insideH w:val="single" w:color="9AB6D4" w:sz="6" w:space="0"/>
+          <w:insideV w:val="single" w:color="9AB6D4" w:sz="6" w:space="0"/>
         </w:tblBorders>
         <w:tblLayout w:type="fixed"/>
         <w:tblCellMar>
@@ -133,9 +134,26 @@
         <w:gridCol w:w="3320"/>
       </w:tblGrid>
       <w:tr>
+        <w:tblPrEx>
+          <w:tblBorders>
+            <w:top w:val="single" w:color="9AB6D4" w:sz="6" w:space="0"/>
+            <w:left w:val="single" w:color="9AB6D4" w:sz="6" w:space="0"/>
+            <w:bottom w:val="single" w:color="9AB6D4" w:sz="6" w:space="0"/>
+            <w:right w:val="single" w:color="9AB6D4" w:sz="6" w:space="0"/>
+            <w:insideH w:val="single" w:color="9AB6D4" w:sz="6" w:space="0"/>
+            <w:insideV w:val="single" w:color="9AB6D4" w:sz="6" w:space="0"/>
+          </w:tblBorders>
+          <w:tblCellMar>
+            <w:top w:w="40" w:type="dxa"/>
+            <w:left w:w="80" w:type="dxa"/>
+            <w:bottom w:w="40" w:type="dxa"/>
+            <w:right w:w="80" w:type="dxa"/>
+          </w:tblCellMar>
+        </w:tblPrEx>
         <w:trPr>
           <w:cantSplit/>
           <w:tblHeader/>
+          <w:jc w:val="center"/>
         </w:trPr>
         <w:tc>
           <w:tcPr>
@@ -168,7 +186,7 @@
                 <w:sz w:val="21"/>
                 <w:szCs w:val="21"/>
               </w:rPr>
-              <w:t xml:space="preserve">序号</w:t>
+              <w:t>序号</w:t>
             </w:r>
           </w:p>
         </w:tc>
@@ -203,7 +221,7 @@
                 <w:sz w:val="21"/>
                 <w:szCs w:val="21"/>
               </w:rPr>
-              <w:t xml:space="preserve">缺陷位置</w:t>
+              <w:t>缺陷位置</w:t>
             </w:r>
           </w:p>
         </w:tc>
@@ -238,7 +256,7 @@
                 <w:sz w:val="21"/>
                 <w:szCs w:val="21"/>
               </w:rPr>
-              <w:t xml:space="preserve">错误描述</w:t>
+              <w:t>错误描述</w:t>
             </w:r>
           </w:p>
         </w:tc>
@@ -273,14 +291,31 @@
                 <w:sz w:val="21"/>
                 <w:szCs w:val="21"/>
               </w:rPr>
-              <w:t xml:space="preserve">造成的影响</w:t>
+              <w:t>造成的影响</w:t>
             </w:r>
           </w:p>
         </w:tc>
       </w:tr>
       <w:tr>
+        <w:tblPrEx>
+          <w:tblBorders>
+            <w:top w:val="single" w:color="9AB6D4" w:sz="6" w:space="0"/>
+            <w:left w:val="single" w:color="9AB6D4" w:sz="6" w:space="0"/>
+            <w:bottom w:val="single" w:color="9AB6D4" w:sz="6" w:space="0"/>
+            <w:right w:val="single" w:color="9AB6D4" w:sz="6" w:space="0"/>
+            <w:insideH w:val="single" w:color="9AB6D4" w:sz="6" w:space="0"/>
+            <w:insideV w:val="single" w:color="9AB6D4" w:sz="6" w:space="0"/>
+          </w:tblBorders>
+          <w:tblCellMar>
+            <w:top w:w="40" w:type="dxa"/>
+            <w:left w:w="80" w:type="dxa"/>
+            <w:bottom w:w="40" w:type="dxa"/>
+            <w:right w:w="80" w:type="dxa"/>
+          </w:tblCellMar>
+        </w:tblPrEx>
         <w:trPr>
           <w:cantSplit/>
+          <w:jc w:val="center"/>
         </w:trPr>
         <w:tc>
           <w:tcPr>
@@ -310,7 +345,7 @@
                 <w:sz w:val="20"/>
                 <w:szCs w:val="20"/>
               </w:rPr>
-              <w:t xml:space="preserve">1</w:t>
+              <w:t>1</w:t>
             </w:r>
           </w:p>
         </w:tc>
@@ -341,7 +376,7 @@
                 <w:sz w:val="20"/>
                 <w:szCs w:val="20"/>
               </w:rPr>
-              <w:t xml:space="preserve">第 1 行 &lt;html&gt; 标签</w:t>
+              <w:t>第 1 行 &lt;html&gt; 标签</w:t>
             </w:r>
           </w:p>
         </w:tc>
@@ -372,7 +407,7 @@
                 <w:sz w:val="20"/>
                 <w:szCs w:val="20"/>
               </w:rPr>
-              <w:t xml:space="preserve">缺少 HTML5 文档类型声明 &lt;!DOCTYPE html&gt;，且 &lt;html&gt; 未写 lang 属性。</w:t>
+              <w:t>缺少 HTML5 文档类型声明 &lt;!DOCTYPE html&gt;，且 &lt;html&gt; 未写 lang 属性。</w:t>
             </w:r>
           </w:p>
         </w:tc>
@@ -403,14 +438,31 @@
                 <w:sz w:val="20"/>
                 <w:szCs w:val="20"/>
               </w:rPr>
-              <w:t xml:space="preserve">浏览器进入“怪异模式（Quirks Mode）”渲染，盒模型与默认样式出现偏差；未声明页面语言，屏幕阅读器与搜索引擎无法正确识别中文页面。</w:t>
+              <w:t>浏览器进入“怪异模式（Quirks Mode）”渲染，盒模型与默认样式出现偏差；未声明页面语言，屏幕阅读器与搜索引擎无法正确识别中文页面。</w:t>
             </w:r>
           </w:p>
         </w:tc>
       </w:tr>
       <w:tr>
+        <w:tblPrEx>
+          <w:tblBorders>
+            <w:top w:val="single" w:color="9AB6D4" w:sz="6" w:space="0"/>
+            <w:left w:val="single" w:color="9AB6D4" w:sz="6" w:space="0"/>
+            <w:bottom w:val="single" w:color="9AB6D4" w:sz="6" w:space="0"/>
+            <w:right w:val="single" w:color="9AB6D4" w:sz="6" w:space="0"/>
+            <w:insideH w:val="single" w:color="9AB6D4" w:sz="6" w:space="0"/>
+            <w:insideV w:val="single" w:color="9AB6D4" w:sz="6" w:space="0"/>
+          </w:tblBorders>
+          <w:tblCellMar>
+            <w:top w:w="40" w:type="dxa"/>
+            <w:left w:w="80" w:type="dxa"/>
+            <w:bottom w:w="40" w:type="dxa"/>
+            <w:right w:w="80" w:type="dxa"/>
+          </w:tblCellMar>
+        </w:tblPrEx>
         <w:trPr>
           <w:cantSplit/>
+          <w:jc w:val="center"/>
         </w:trPr>
         <w:tc>
           <w:tcPr>
@@ -439,7 +491,7 @@
                 <w:sz w:val="20"/>
                 <w:szCs w:val="20"/>
               </w:rPr>
-              <w:t xml:space="preserve">2</w:t>
+              <w:t>2</w:t>
             </w:r>
           </w:p>
         </w:tc>
@@ -469,7 +521,7 @@
                 <w:sz w:val="20"/>
                 <w:szCs w:val="20"/>
               </w:rPr>
-              <w:t xml:space="preserve">第 2～4 行 &lt;head&gt; 区域</w:t>
+              <w:t>第 2～4 行 &lt;head&gt; 区域</w:t>
             </w:r>
           </w:p>
         </w:tc>
@@ -499,7 +551,7 @@
                 <w:sz w:val="20"/>
                 <w:szCs w:val="20"/>
               </w:rPr>
-              <w:t xml:space="preserve">缺少 &lt;meta name="viewport" content="width=device-width, initial-scale=1.0"&gt; 移动端视口设置。</w:t>
+              <w:t>缺少 &lt;meta name="viewport" content="width=device-width, initial-scale=1.0"&gt; 移动端视口设置。</w:t>
             </w:r>
           </w:p>
         </w:tc>
@@ -529,14 +581,31 @@
                 <w:sz w:val="20"/>
                 <w:szCs w:val="20"/>
               </w:rPr>
-              <w:t xml:space="preserve">手机、平板打开时按桌面宽度缩放，字号过小需手动放大，移动端适配失效。</w:t>
+              <w:t>手机、平板打开时按桌面宽度缩放，字号过小需手动放大，移动端适配失效。</w:t>
             </w:r>
           </w:p>
         </w:tc>
       </w:tr>
       <w:tr>
+        <w:tblPrEx>
+          <w:tblBorders>
+            <w:top w:val="single" w:color="9AB6D4" w:sz="6" w:space="0"/>
+            <w:left w:val="single" w:color="9AB6D4" w:sz="6" w:space="0"/>
+            <w:bottom w:val="single" w:color="9AB6D4" w:sz="6" w:space="0"/>
+            <w:right w:val="single" w:color="9AB6D4" w:sz="6" w:space="0"/>
+            <w:insideH w:val="single" w:color="9AB6D4" w:sz="6" w:space="0"/>
+            <w:insideV w:val="single" w:color="9AB6D4" w:sz="6" w:space="0"/>
+          </w:tblBorders>
+          <w:tblCellMar>
+            <w:top w:w="40" w:type="dxa"/>
+            <w:left w:w="80" w:type="dxa"/>
+            <w:bottom w:w="40" w:type="dxa"/>
+            <w:right w:w="80" w:type="dxa"/>
+          </w:tblCellMar>
+        </w:tblPrEx>
         <w:trPr>
           <w:cantSplit/>
+          <w:jc w:val="center"/>
         </w:trPr>
         <w:tc>
           <w:tcPr>
@@ -566,7 +635,7 @@
                 <w:sz w:val="20"/>
                 <w:szCs w:val="20"/>
               </w:rPr>
-              <w:t xml:space="preserve">3</w:t>
+              <w:t>3</w:t>
             </w:r>
           </w:p>
         </w:tc>
@@ -597,7 +666,7 @@
                 <w:sz w:val="20"/>
                 <w:szCs w:val="20"/>
               </w:rPr>
-              <w:t xml:space="preserve">第 122～124 行 页头 header</w:t>
+              <w:t>第 122～124 行 页头 header</w:t>
             </w:r>
           </w:p>
         </w:tc>
@@ -628,7 +697,7 @@
                 <w:sz w:val="20"/>
                 <w:szCs w:val="20"/>
               </w:rPr>
-              <w:t xml:space="preserve">使用已废弃的 &lt;center&gt; 与 &lt;font&gt; 标签（&lt;font size="6" color="red"&gt;）实现居中与样式，页面主标题用普通 div 承载。</w:t>
+              <w:t>使用已废弃的 &lt;center&gt; 与 &lt;font&gt; 标签（&lt;font size="6" color="red"&gt;）实现居中与样式，页面主标题用普通 div 承载。</w:t>
             </w:r>
           </w:p>
         </w:tc>
@@ -659,14 +728,31 @@
                 <w:sz w:val="20"/>
                 <w:szCs w:val="20"/>
               </w:rPr>
-              <w:t xml:space="preserve">废弃标签不被 HTML5 支持、后续浏览器可能不再渲染；结构与样式耦合，难以维护，也不利于 SEO 与无障碍阅读。</w:t>
+              <w:t>废弃标签不被 HTML5 支持、后续浏览器可能不再渲染；结构与样式耦合，难以维护，也不利于 SEO 与无障碍阅读。</w:t>
             </w:r>
           </w:p>
         </w:tc>
       </w:tr>
       <w:tr>
+        <w:tblPrEx>
+          <w:tblBorders>
+            <w:top w:val="single" w:color="9AB6D4" w:sz="6" w:space="0"/>
+            <w:left w:val="single" w:color="9AB6D4" w:sz="6" w:space="0"/>
+            <w:bottom w:val="single" w:color="9AB6D4" w:sz="6" w:space="0"/>
+            <w:right w:val="single" w:color="9AB6D4" w:sz="6" w:space="0"/>
+            <w:insideH w:val="single" w:color="9AB6D4" w:sz="6" w:space="0"/>
+            <w:insideV w:val="single" w:color="9AB6D4" w:sz="6" w:space="0"/>
+          </w:tblBorders>
+          <w:tblCellMar>
+            <w:top w:w="40" w:type="dxa"/>
+            <w:left w:w="80" w:type="dxa"/>
+            <w:bottom w:w="40" w:type="dxa"/>
+            <w:right w:w="80" w:type="dxa"/>
+          </w:tblCellMar>
+        </w:tblPrEx>
         <w:trPr>
           <w:cantSplit/>
+          <w:jc w:val="center"/>
         </w:trPr>
         <w:tc>
           <w:tcPr>
@@ -695,7 +781,7 @@
                 <w:sz w:val="20"/>
                 <w:szCs w:val="20"/>
               </w:rPr>
-              <w:t xml:space="preserve">4</w:t>
+              <w:t>4</w:t>
             </w:r>
           </w:p>
         </w:tc>
@@ -725,7 +811,7 @@
                 <w:sz w:val="20"/>
                 <w:szCs w:val="20"/>
               </w:rPr>
-              <w:t xml:space="preserve">第 126 行 导航 nav 内</w:t>
+              <w:t>第 126 行 导航 nav 内</w:t>
             </w:r>
           </w:p>
         </w:tc>
@@ -755,7 +841,7 @@
                 <w:sz w:val="20"/>
                 <w:szCs w:val="20"/>
               </w:rPr>
-              <w:t xml:space="preserve">使用废弃的 &lt;marquee&gt; 滚动标签，又通过 CSS（.nav marquee { display: none; }）将其隐藏。</w:t>
+              <w:t>使用废弃的 &lt;marquee&gt; 滚动标签，又通过 CSS（.nav marquee { display: none; }）将其隐藏。</w:t>
             </w:r>
           </w:p>
         </w:tc>
@@ -785,14 +871,31 @@
                 <w:sz w:val="20"/>
                 <w:szCs w:val="20"/>
               </w:rPr>
-              <w:t xml:space="preserve">marquee 不符合标准且易干扰阅读；用 CSS 隐藏等于写了无效代码，多余标签增加解析开销与维护成本。</w:t>
+              <w:t>marquee 不符合标准且易干扰阅读；用 CSS 隐藏等于写了无效代码，多余标签增加解析开销与维护成本。</w:t>
             </w:r>
           </w:p>
         </w:tc>
       </w:tr>
       <w:tr>
+        <w:tblPrEx>
+          <w:tblBorders>
+            <w:top w:val="single" w:color="9AB6D4" w:sz="6" w:space="0"/>
+            <w:left w:val="single" w:color="9AB6D4" w:sz="6" w:space="0"/>
+            <w:bottom w:val="single" w:color="9AB6D4" w:sz="6" w:space="0"/>
+            <w:right w:val="single" w:color="9AB6D4" w:sz="6" w:space="0"/>
+            <w:insideH w:val="single" w:color="9AB6D4" w:sz="6" w:space="0"/>
+            <w:insideV w:val="single" w:color="9AB6D4" w:sz="6" w:space="0"/>
+          </w:tblBorders>
+          <w:tblCellMar>
+            <w:top w:w="40" w:type="dxa"/>
+            <w:left w:w="80" w:type="dxa"/>
+            <w:bottom w:w="40" w:type="dxa"/>
+            <w:right w:w="80" w:type="dxa"/>
+          </w:tblCellMar>
+        </w:tblPrEx>
         <w:trPr>
           <w:cantSplit/>
+          <w:jc w:val="center"/>
         </w:trPr>
         <w:tc>
           <w:tcPr>
@@ -822,7 +925,7 @@
                 <w:sz w:val="20"/>
                 <w:szCs w:val="20"/>
               </w:rPr>
-              <w:t xml:space="preserve">5</w:t>
+              <w:t>5</w:t>
             </w:r>
           </w:p>
         </w:tc>
@@ -853,7 +956,7 @@
                 <w:sz w:val="20"/>
                 <w:szCs w:val="20"/>
               </w:rPr>
-              <w:t xml:space="preserve">第 127 行 导航 nav 内</w:t>
+              <w:t>第 127 行 导航 nav 内</w:t>
             </w:r>
           </w:p>
         </w:tc>
@@ -884,7 +987,7 @@
                 <w:sz w:val="20"/>
                 <w:szCs w:val="20"/>
               </w:rPr>
-              <w:t xml:space="preserve">三个导航链接均为 &lt;a href="#"&gt; 空链接，并使用“|”字符作为分隔符。</w:t>
+              <w:t>三个导航链接均为 &lt;a href="#"&gt; 空链接，并使用“|”字符作为分隔符。</w:t>
             </w:r>
           </w:p>
         </w:tc>
@@ -915,14 +1018,31 @@
                 <w:sz w:val="20"/>
                 <w:szCs w:val="20"/>
               </w:rPr>
-              <w:t xml:space="preserve">点击任何导航项都会跳回页面顶部，导航功能不可用；“|”属装饰性字符，应由 CSS 边框实现，属结构与表现混淆。</w:t>
+              <w:t>点击任何导航项都会跳回页面顶部，导航功能不可用；“|”属装饰性字符，应由 CSS 边框实现，属结构与表现混淆。</w:t>
             </w:r>
           </w:p>
         </w:tc>
       </w:tr>
       <w:tr>
+        <w:tblPrEx>
+          <w:tblBorders>
+            <w:top w:val="single" w:color="9AB6D4" w:sz="6" w:space="0"/>
+            <w:left w:val="single" w:color="9AB6D4" w:sz="6" w:space="0"/>
+            <w:bottom w:val="single" w:color="9AB6D4" w:sz="6" w:space="0"/>
+            <w:right w:val="single" w:color="9AB6D4" w:sz="6" w:space="0"/>
+            <w:insideH w:val="single" w:color="9AB6D4" w:sz="6" w:space="0"/>
+            <w:insideV w:val="single" w:color="9AB6D4" w:sz="6" w:space="0"/>
+          </w:tblBorders>
+          <w:tblCellMar>
+            <w:top w:w="40" w:type="dxa"/>
+            <w:left w:w="80" w:type="dxa"/>
+            <w:bottom w:w="40" w:type="dxa"/>
+            <w:right w:w="80" w:type="dxa"/>
+          </w:tblCellMar>
+        </w:tblPrEx>
         <w:trPr>
           <w:cantSplit/>
+          <w:jc w:val="center"/>
         </w:trPr>
         <w:tc>
           <w:tcPr>
@@ -951,7 +1071,7 @@
                 <w:sz w:val="20"/>
                 <w:szCs w:val="20"/>
               </w:rPr>
-              <w:t xml:space="preserve">6</w:t>
+              <w:t>6</w:t>
             </w:r>
           </w:p>
         </w:tc>
@@ -981,7 +1101,7 @@
                 <w:sz w:val="20"/>
                 <w:szCs w:val="20"/>
               </w:rPr>
-              <w:t xml:space="preserve">第 121～160 行 整体结构</w:t>
+              <w:t>第 121～160 行 整体结构</w:t>
             </w:r>
           </w:p>
         </w:tc>
@@ -1011,7 +1131,7 @@
                 <w:sz w:val="20"/>
                 <w:szCs w:val="20"/>
               </w:rPr>
-              <w:t xml:space="preserve">&lt;body&gt; 内全部使用无语义的 &lt;div&gt;（页头、导航、主体、页脚均为 div），页面没有 h1～h6 标题层级，正文标题用 &lt;b&gt; 代替。</w:t>
+              <w:t>&lt;body&gt; 内全部使用无语义的 &lt;div&gt;（页头、导航、主体、页脚均为 div），页面没有 h1～h6 标题层级，正文标题用 &lt;b&gt; 代替。</w:t>
             </w:r>
           </w:p>
         </w:tc>
@@ -1041,14 +1161,31 @@
                 <w:sz w:val="20"/>
                 <w:szCs w:val="20"/>
               </w:rPr>
-              <w:t xml:space="preserve">不符合 HTML5 语义化要求，搜索引擎与屏幕阅读器无法识别页面结构，可访问性与 SEO 效果差。</w:t>
+              <w:t>不符合 HTML5 语义化要求，搜索引擎与屏幕阅读器无法识别页面结构，可访问性与 SEO 效果差。</w:t>
             </w:r>
           </w:p>
         </w:tc>
       </w:tr>
       <w:tr>
+        <w:tblPrEx>
+          <w:tblBorders>
+            <w:top w:val="single" w:color="9AB6D4" w:sz="6" w:space="0"/>
+            <w:left w:val="single" w:color="9AB6D4" w:sz="6" w:space="0"/>
+            <w:bottom w:val="single" w:color="9AB6D4" w:sz="6" w:space="0"/>
+            <w:right w:val="single" w:color="9AB6D4" w:sz="6" w:space="0"/>
+            <w:insideH w:val="single" w:color="9AB6D4" w:sz="6" w:space="0"/>
+            <w:insideV w:val="single" w:color="9AB6D4" w:sz="6" w:space="0"/>
+          </w:tblBorders>
+          <w:tblCellMar>
+            <w:top w:w="40" w:type="dxa"/>
+            <w:left w:w="80" w:type="dxa"/>
+            <w:bottom w:w="40" w:type="dxa"/>
+            <w:right w:w="80" w:type="dxa"/>
+          </w:tblCellMar>
+        </w:tblPrEx>
         <w:trPr>
           <w:cantSplit/>
+          <w:jc w:val="center"/>
         </w:trPr>
         <w:tc>
           <w:tcPr>
@@ -1078,7 +1215,7 @@
                 <w:sz w:val="20"/>
                 <w:szCs w:val="20"/>
               </w:rPr>
-              <w:t xml:space="preserve">7</w:t>
+              <w:t>7</w:t>
             </w:r>
           </w:p>
         </w:tc>
@@ -1109,7 +1246,7 @@
                 <w:sz w:val="20"/>
                 <w:szCs w:val="20"/>
               </w:rPr>
-              <w:t xml:space="preserve">第 130 行 与 第 146 行</w:t>
+              <w:t>第 130 行 与 第 146 行</w:t>
             </w:r>
           </w:p>
         </w:tc>
@@ -1140,7 +1277,7 @@
                 <w:sz w:val="20"/>
                 <w:szCs w:val="20"/>
               </w:rPr>
-              <w:t xml:space="preserve">两个不同的 div 使用了相同的 id="content"，而 id 在文档中必须唯一。</w:t>
+              <w:t>两个不同的 div 使用了相同的 id="content"，而 id 在文档中必须唯一。</w:t>
             </w:r>
           </w:p>
         </w:tc>
@@ -1171,14 +1308,31 @@
                 <w:sz w:val="20"/>
                 <w:szCs w:val="20"/>
               </w:rPr>
-              <w:t xml:space="preserve">违反 HTML 规范；document.getElementById 与 CSS 选择器只能取到第一个元素，脚本或样式会作用到错误元素。</w:t>
+              <w:t>违反 HTML 规范；document.getElementById 与 CSS 选择器只能取到第一个元素，脚本或样式会作用到错误元素。</w:t>
             </w:r>
           </w:p>
         </w:tc>
       </w:tr>
       <w:tr>
+        <w:tblPrEx>
+          <w:tblBorders>
+            <w:top w:val="single" w:color="9AB6D4" w:sz="6" w:space="0"/>
+            <w:left w:val="single" w:color="9AB6D4" w:sz="6" w:space="0"/>
+            <w:bottom w:val="single" w:color="9AB6D4" w:sz="6" w:space="0"/>
+            <w:right w:val="single" w:color="9AB6D4" w:sz="6" w:space="0"/>
+            <w:insideH w:val="single" w:color="9AB6D4" w:sz="6" w:space="0"/>
+            <w:insideV w:val="single" w:color="9AB6D4" w:sz="6" w:space="0"/>
+          </w:tblBorders>
+          <w:tblCellMar>
+            <w:top w:w="40" w:type="dxa"/>
+            <w:left w:w="80" w:type="dxa"/>
+            <w:bottom w:w="40" w:type="dxa"/>
+            <w:right w:w="80" w:type="dxa"/>
+          </w:tblCellMar>
+        </w:tblPrEx>
         <w:trPr>
           <w:cantSplit/>
+          <w:jc w:val="center"/>
         </w:trPr>
         <w:tc>
           <w:tcPr>
@@ -1207,7 +1361,7 @@
                 <w:sz w:val="20"/>
                 <w:szCs w:val="20"/>
               </w:rPr>
-              <w:t xml:space="preserve">8</w:t>
+              <w:t>8</w:t>
             </w:r>
           </w:p>
         </w:tc>
@@ -1237,7 +1391,7 @@
                 <w:sz w:val="20"/>
                 <w:szCs w:val="20"/>
               </w:rPr>
-              <w:t xml:space="preserve">第 135～136 行 文章目录 toc</w:t>
+              <w:t>第 135～136 行 文章目录 toc</w:t>
             </w:r>
           </w:p>
         </w:tc>
@@ -1267,7 +1421,7 @@
                 <w:sz w:val="20"/>
                 <w:szCs w:val="20"/>
               </w:rPr>
-              <w:t xml:space="preserve">目录锚点指向 #item1、#item2，但页面中不存在 id="item1"、id="item2" 的目标元素。</w:t>
+              <w:t>目录锚点指向 #item1、#item2，但页面中不存在 id="item1"、id="item2" 的目标元素。</w:t>
             </w:r>
           </w:p>
         </w:tc>
@@ -1297,14 +1451,31 @@
                 <w:sz w:val="20"/>
                 <w:szCs w:val="20"/>
               </w:rPr>
-              <w:t xml:space="preserve">点击目录链接后页面不发生跳转，目录功能完全失效，属于典型的“死锚点”。</w:t>
+              <w:t>点击目录链接后页面不发生跳转，目录功能完全失效，属于典型的“死锚点”。</w:t>
             </w:r>
           </w:p>
         </w:tc>
       </w:tr>
       <w:tr>
+        <w:tblPrEx>
+          <w:tblBorders>
+            <w:top w:val="single" w:color="9AB6D4" w:sz="6" w:space="0"/>
+            <w:left w:val="single" w:color="9AB6D4" w:sz="6" w:space="0"/>
+            <w:bottom w:val="single" w:color="9AB6D4" w:sz="6" w:space="0"/>
+            <w:right w:val="single" w:color="9AB6D4" w:sz="6" w:space="0"/>
+            <w:insideH w:val="single" w:color="9AB6D4" w:sz="6" w:space="0"/>
+            <w:insideV w:val="single" w:color="9AB6D4" w:sz="6" w:space="0"/>
+          </w:tblBorders>
+          <w:tblCellMar>
+            <w:top w:w="40" w:type="dxa"/>
+            <w:left w:w="80" w:type="dxa"/>
+            <w:bottom w:w="40" w:type="dxa"/>
+            <w:right w:w="80" w:type="dxa"/>
+          </w:tblCellMar>
+        </w:tblPrEx>
         <w:trPr>
           <w:cantSplit/>
+          <w:jc w:val="center"/>
         </w:trPr>
         <w:tc>
           <w:tcPr>
@@ -1334,7 +1505,7 @@
                 <w:sz w:val="20"/>
                 <w:szCs w:val="20"/>
               </w:rPr>
-              <w:t xml:space="preserve">9</w:t>
+              <w:t>9</w:t>
             </w:r>
           </w:p>
         </w:tc>
@@ -1365,7 +1536,7 @@
                 <w:sz w:val="20"/>
                 <w:szCs w:val="20"/>
               </w:rPr>
-              <w:t xml:space="preserve">第 140 行 正文图片</w:t>
+              <w:t>第 140 行 正文图片</w:t>
             </w:r>
           </w:p>
         </w:tc>
@@ -1396,7 +1567,7 @@
                 <w:sz w:val="20"/>
                 <w:szCs w:val="20"/>
               </w:rPr>
-              <w:t xml:space="preserve">&lt;img src="html5-logo.png"&gt; 缺少必需的 alt 属性（也未设置 width/height），且该图片文件实际不存在。</w:t>
+              <w:t>&lt;img src="html5-logo.png"&gt; 缺少必需的 alt 属性（也未设置 width/height），且该图片文件实际不存在。</w:t>
             </w:r>
           </w:p>
         </w:tc>
@@ -1427,14 +1598,31 @@
                 <w:sz w:val="20"/>
                 <w:szCs w:val="20"/>
               </w:rPr>
-              <w:t xml:space="preserve">图片无法加载时显示破图且没有替代文字，屏幕阅读器无法朗读，视障用户获取不到信息；缺少尺寸还会造成页面布局抖动（CLS）。</w:t>
+              <w:t>图片无法加载时显示破图且没有替代文字，屏幕阅读器无法朗读，视障用户获取不到信息；缺少尺寸还会造成页面布局抖动（CLS）。</w:t>
             </w:r>
           </w:p>
         </w:tc>
       </w:tr>
       <w:tr>
+        <w:tblPrEx>
+          <w:tblBorders>
+            <w:top w:val="single" w:color="9AB6D4" w:sz="6" w:space="0"/>
+            <w:left w:val="single" w:color="9AB6D4" w:sz="6" w:space="0"/>
+            <w:bottom w:val="single" w:color="9AB6D4" w:sz="6" w:space="0"/>
+            <w:right w:val="single" w:color="9AB6D4" w:sz="6" w:space="0"/>
+            <w:insideH w:val="single" w:color="9AB6D4" w:sz="6" w:space="0"/>
+            <w:insideV w:val="single" w:color="9AB6D4" w:sz="6" w:space="0"/>
+          </w:tblBorders>
+          <w:tblCellMar>
+            <w:top w:w="40" w:type="dxa"/>
+            <w:left w:w="80" w:type="dxa"/>
+            <w:bottom w:w="40" w:type="dxa"/>
+            <w:right w:w="80" w:type="dxa"/>
+          </w:tblCellMar>
+        </w:tblPrEx>
         <w:trPr>
           <w:cantSplit/>
+          <w:jc w:val="center"/>
         </w:trPr>
         <w:tc>
           <w:tcPr>
@@ -1463,7 +1651,7 @@
                 <w:sz w:val="20"/>
                 <w:szCs w:val="20"/>
               </w:rPr>
-              <w:t xml:space="preserve">10</w:t>
+              <w:t>10</w:t>
             </w:r>
           </w:p>
         </w:tc>
@@ -1493,7 +1681,7 @@
                 <w:sz w:val="20"/>
                 <w:szCs w:val="20"/>
               </w:rPr>
-              <w:t xml:space="preserve">第 150～151 行 评论表单</w:t>
+              <w:t>第 150～151 行 评论表单</w:t>
             </w:r>
           </w:p>
         </w:tc>
@@ -1523,7 +1711,7 @@
                 <w:sz w:val="20"/>
                 <w:szCs w:val="20"/>
               </w:rPr>
-              <w:t xml:space="preserve">昵称、评论两个表单控件没有关联的 &lt;label&gt;，也未写 id、placeholder、required 等属性。</w:t>
+              <w:t>昵称、评论两个表单控件没有关联的 &lt;label&gt;，也未写 id、placeholder、required 等属性。</w:t>
             </w:r>
           </w:p>
         </w:tc>
@@ -1553,14 +1741,31 @@
                 <w:sz w:val="20"/>
                 <w:szCs w:val="20"/>
               </w:rPr>
-              <w:t xml:space="preserve">违反 WCAG 无障碍规范，屏幕阅读器无法说明输入框用途；点击提示文字不能聚焦控件，且缺少必填校验，容易造成提交失败。</w:t>
+              <w:t>违反 WCAG 无障碍规范，屏幕阅读器无法说明输入框用途；点击提示文字不能聚焦控件，且缺少必填校验，容易造成提交失败。</w:t>
             </w:r>
           </w:p>
         </w:tc>
       </w:tr>
       <w:tr>
+        <w:tblPrEx>
+          <w:tblBorders>
+            <w:top w:val="single" w:color="9AB6D4" w:sz="6" w:space="0"/>
+            <w:left w:val="single" w:color="9AB6D4" w:sz="6" w:space="0"/>
+            <w:bottom w:val="single" w:color="9AB6D4" w:sz="6" w:space="0"/>
+            <w:right w:val="single" w:color="9AB6D4" w:sz="6" w:space="0"/>
+            <w:insideH w:val="single" w:color="9AB6D4" w:sz="6" w:space="0"/>
+            <w:insideV w:val="single" w:color="9AB6D4" w:sz="6" w:space="0"/>
+          </w:tblBorders>
+          <w:tblCellMar>
+            <w:top w:w="40" w:type="dxa"/>
+            <w:left w:w="80" w:type="dxa"/>
+            <w:bottom w:w="40" w:type="dxa"/>
+            <w:right w:w="80" w:type="dxa"/>
+          </w:tblCellMar>
+        </w:tblPrEx>
         <w:trPr>
           <w:cantSplit/>
+          <w:jc w:val="center"/>
         </w:trPr>
         <w:tc>
           <w:tcPr>
@@ -1590,7 +1795,7 @@
                 <w:sz w:val="20"/>
                 <w:szCs w:val="20"/>
               </w:rPr>
-              <w:t xml:space="preserve">11</w:t>
+              <w:t>11</w:t>
             </w:r>
           </w:p>
         </w:tc>
@@ -1621,7 +1826,7 @@
                 <w:sz w:val="20"/>
                 <w:szCs w:val="20"/>
               </w:rPr>
-              <w:t xml:space="preserve">第 152 行 提交按钮</w:t>
+              <w:t>第 152 行 提交按钮</w:t>
             </w:r>
           </w:p>
         </w:tc>
@@ -1652,7 +1857,7 @@
                 <w:sz w:val="20"/>
                 <w:szCs w:val="20"/>
               </w:rPr>
-              <w:t xml:space="preserve">使用 &lt;input type="submit" value="提交评论"&gt; 作为提交按钮，表单也没有任何前端校验，action 指向 comment.php。</w:t>
+              <w:t>使用 &lt;input type="submit" value="提交评论"&gt; 作为提交按钮，表单也没有任何前端校验，action 指向 comment.php。</w:t>
             </w:r>
           </w:p>
         </w:tc>
@@ -1683,14 +1888,31 @@
                 <w:sz w:val="20"/>
                 <w:szCs w:val="20"/>
               </w:rPr>
-              <w:t xml:space="preserve">语义化程度低于 &lt;button type="submit"&gt;，按钮内无法放置图标等富内容；无前端校验时提交可能被服务端拒绝，用户体验差。</w:t>
+              <w:t>语义化程度低于 &lt;button type="submit"&gt;，按钮内无法放置图标等富内容；无前端校验时提交可能被服务端拒绝，用户体验差。</w:t>
             </w:r>
           </w:p>
         </w:tc>
       </w:tr>
       <w:tr>
+        <w:tblPrEx>
+          <w:tblBorders>
+            <w:top w:val="single" w:color="9AB6D4" w:sz="6" w:space="0"/>
+            <w:left w:val="single" w:color="9AB6D4" w:sz="6" w:space="0"/>
+            <w:bottom w:val="single" w:color="9AB6D4" w:sz="6" w:space="0"/>
+            <w:right w:val="single" w:color="9AB6D4" w:sz="6" w:space="0"/>
+            <w:insideH w:val="single" w:color="9AB6D4" w:sz="6" w:space="0"/>
+            <w:insideV w:val="single" w:color="9AB6D4" w:sz="6" w:space="0"/>
+          </w:tblBorders>
+          <w:tblCellMar>
+            <w:top w:w="40" w:type="dxa"/>
+            <w:left w:w="80" w:type="dxa"/>
+            <w:bottom w:w="40" w:type="dxa"/>
+            <w:right w:w="80" w:type="dxa"/>
+          </w:tblCellMar>
+        </w:tblPrEx>
         <w:trPr>
           <w:cantSplit/>
+          <w:jc w:val="center"/>
         </w:trPr>
         <w:tc>
           <w:tcPr>
@@ -1719,7 +1941,7 @@
                 <w:sz w:val="20"/>
                 <w:szCs w:val="20"/>
               </w:rPr>
-              <w:t xml:space="preserve">12</w:t>
+              <w:t>12</w:t>
             </w:r>
           </w:p>
         </w:tc>
@@ -1749,7 +1971,7 @@
                 <w:sz w:val="20"/>
                 <w:szCs w:val="20"/>
               </w:rPr>
-              <w:t xml:space="preserve">第 117～118、157～159 行 页脚 footer</w:t>
+              <w:t>第 117～118、157～159 行 页脚 footer</w:t>
             </w:r>
           </w:p>
         </w:tc>
@@ -1779,7 +2001,7 @@
                 <w:sz w:val="20"/>
                 <w:szCs w:val="20"/>
               </w:rPr>
-              <w:t xml:space="preserve">页脚版权文字仍用废弃的 &lt;font size="2"&gt; 控制字号，页脚容器为 &lt;div&gt; 而非 &lt;footer&gt;。</w:t>
+              <w:t>页脚版权文字仍用废弃的 &lt;font size="2"&gt; 控制字号，页脚容器为 &lt;div&gt; 而非 &lt;footer&gt;。</w:t>
             </w:r>
           </w:p>
         </w:tc>
@@ -1809,7 +2031,7 @@
                 <w:sz w:val="20"/>
                 <w:szCs w:val="20"/>
               </w:rPr>
-              <w:t xml:space="preserve">废弃标签不符合 HTML5 标准；容器无语义，结构信息无法被辅助技术识别，样式与内容耦合不易统一维护。</w:t>
+              <w:t>废弃标签不符合 HTML5 标准；容器无语义，结构信息无法被辅助技术识别，样式与内容耦合不易统一维护。</w:t>
             </w:r>
           </w:p>
         </w:tc>
@@ -1823,15 +2045,6 @@
           <w:sz w:val="12"/>
         </w:rPr>
       </w:pPr>
-      <w:r>
-        <w:rPr>
-          <w:rFonts w:ascii="Times New Roman" w:hAnsi="Times New Roman" w:eastAsia="微软雅黑" w:cs="Times New Roman"/>
-          <w:color w:val="1F2933"/>
-          <w:sz w:val="12"/>
-          <w:szCs w:val="12"/>
-        </w:rPr>
-        <w:t xml:space="preserve"/>
-      </w:r>
     </w:p>
     <w:p>
       <w:pPr>
@@ -1852,7 +2065,7 @@
           <w:sz w:val="28"/>
           <w:szCs w:val="28"/>
         </w:rPr>
-        <w:t xml:space="preserve">三、主要修改建议</w:t>
+        <w:t>三、主要修改建议</w:t>
       </w:r>
     </w:p>
     <w:p>
@@ -1871,7 +2084,7 @@
           <w:sz w:val="21"/>
           <w:szCs w:val="21"/>
         </w:rPr>
-        <w:t xml:space="preserve">1. 文档头部补齐 &lt;!DOCTYPE html&gt;、&lt;html lang="zh-CN"&gt;，并加入移动端 viewport 元信息。</w:t>
+        <w:t>1. 文档头部补齐 &lt;!DOCTYPE html&gt;、&lt;html lang="zh-CN"&gt;，并加入移动端 viewport 元信息。</w:t>
       </w:r>
     </w:p>
     <w:p>
@@ -1890,7 +2103,7 @@
           <w:sz w:val="21"/>
           <w:szCs w:val="21"/>
         </w:rPr>
-        <w:t xml:space="preserve">2. 用语义化标签重构结构：&lt;header&gt;、&lt;nav&gt;、&lt;main&gt;、&lt;article&gt;、&lt;section&gt;、&lt;footer&gt;，标题统一使用 &lt;h1&gt;～&lt;h3&gt;。</w:t>
+        <w:t>2. 用语义化标签重构结构：&lt;header&gt;、&lt;nav&gt;、&lt;main&gt;、&lt;article&gt;、&lt;section&gt;、&lt;footer&gt;，标题统一使用 &lt;h1&gt;～&lt;h3&gt;。</w:t>
       </w:r>
     </w:p>
     <w:p>
@@ -1909,7 +2122,7 @@
           <w:sz w:val="21"/>
           <w:szCs w:val="21"/>
         </w:rPr>
-        <w:t xml:space="preserve">3. 删除 &lt;center&gt;、&lt;font&gt;、&lt;marquee&gt; 等废弃标签，全部改用 CSS 控制居中、字号、颜色与滚动效果。</w:t>
+        <w:t>3. 删除 &lt;center&gt;、&lt;font&gt;、&lt;marquee&gt; 等废弃标签，全部改用 CSS 控制居中、字号、颜色与滚动效果。</w:t>
       </w:r>
     </w:p>
     <w:p>
@@ -1928,7 +2141,7 @@
           <w:sz w:val="21"/>
           <w:szCs w:val="21"/>
         </w:rPr>
-        <w:t xml:space="preserve">4. 修正唯一的 id：把内容区与评论区的 id 分别改为 content 与 comment-area，并为目录锚点补上 id="item1"、id="item2"。</w:t>
+        <w:t>4. 修正唯一的 id：把内容区与评论区的 id 分别改为 content 与 comment-area，并为目录锚点补上 id="item1"、id="item2"。</w:t>
       </w:r>
     </w:p>
     <w:p>
@@ -1947,7 +2160,7 @@
           <w:sz w:val="21"/>
           <w:szCs w:val="21"/>
         </w:rPr>
-        <w:t xml:space="preserve">5. 图片补全 &lt;img src="html5-logo.png" alt="HTML5 官方标志" width="…" height="…"&gt;，并确认图片文件已随页面一同上传。</w:t>
+        <w:t>5. 图片补全 &lt;img src="html5-logo.png" alt="HTML5 官方标志" width="…" height="…"&gt;，并确认图片文件已随页面一同上传。</w:t>
       </w:r>
     </w:p>
     <w:p>
@@ -1966,7 +2179,7 @@
           <w:sz w:val="21"/>
           <w:szCs w:val="21"/>
         </w:rPr>
-        <w:t xml:space="preserve">6. 表单为每个控件添加 &lt;label for="…"&gt; 与对应 id，补充 required、placeholder，提交按钮改用 &lt;button type="submit"&gt;。</w:t>
+        <w:t>6. 表单为每个控件添加 &lt;label for="…"&gt; 与对应 id，补充 required、placeholder，提交按钮改用 &lt;button type="submit"&gt;。</w:t>
       </w:r>
     </w:p>
     <w:p>
@@ -1985,60 +2198,707 @@
           <w:sz w:val="21"/>
           <w:szCs w:val="21"/>
         </w:rPr>
-        <w:t xml:space="preserve">7. 导航链接填写真实地址，分隔符“|”改用 CSS（边框或伪元素）实现，避免在结构中书写装饰字符。</w:t>
+        <w:t>7. 导航链接填写真实地址，分隔符“|”改用 CSS（边框或伪元素）实现，避免在结构中书写装饰字符。</w:t>
       </w:r>
     </w:p>
     <w:p>
       <w:pPr>
         <w:spacing w:before="180" w:after="0" w:line="300" w:lineRule="auto"/>
         <w:rPr>
-          <w:rFonts w:ascii="Times New Roman" w:hAnsi="Times New Roman" w:eastAsia="微软雅黑"/>
-          <w:sz w:val="20"/>
-        </w:rPr>
-      </w:pPr>
-      <w:r>
-        <w:rPr>
           <w:rFonts w:ascii="Times New Roman" w:hAnsi="Times New Roman" w:eastAsia="微软雅黑" w:cs="Times New Roman"/>
           <w:color w:val="5A6B7C"/>
           <w:sz w:val="20"/>
           <w:szCs w:val="20"/>
         </w:rPr>
-        <w:t xml:space="preserve">合计发现缺陷 12 处，其中结构与语义类 5 处、可访问性类 4 处、资源与表单类 3 处。</w:t>
+      </w:pPr>
+      <w:r>
+        <w:rPr>
+          <w:rFonts w:ascii="Times New Roman" w:hAnsi="Times New Roman" w:eastAsia="微软雅黑" w:cs="Times New Roman"/>
+          <w:color w:val="5A6B7C"/>
+          <w:sz w:val="20"/>
+          <w:szCs w:val="20"/>
+        </w:rPr>
+        <w:t>合计发现缺陷 12 处，其中结构与语义类 5 处、可访问性类 4 处、资源与表单类 3 处。</w:t>
       </w:r>
+    </w:p>
+    <w:p>
+      <w:pPr>
+        <w:spacing w:before="180" w:after="0" w:line="300" w:lineRule="auto"/>
+        <w:rPr>
+          <w:rFonts w:ascii="Times New Roman" w:hAnsi="Times New Roman" w:eastAsia="微软雅黑" w:cs="Times New Roman"/>
+          <w:color w:val="5A6B7C"/>
+          <w:sz w:val="20"/>
+          <w:szCs w:val="20"/>
+        </w:rPr>
+      </w:pPr>
+    </w:p>
+    <w:p>
+      <w:pPr>
+        <w:spacing w:before="180" w:after="0" w:line="300" w:lineRule="auto"/>
+        <w:rPr>
+          <w:rFonts w:ascii="Times New Roman" w:hAnsi="Times New Roman" w:eastAsia="微软雅黑" w:cs="Times New Roman"/>
+          <w:color w:val="5A6B7C"/>
+          <w:sz w:val="20"/>
+          <w:szCs w:val="20"/>
+        </w:rPr>
+      </w:pPr>
+      <w:r>
+        <w:rPr>
+          <w:rFonts w:hint="eastAsia" w:cs="Times New Roman"/>
+          <w:color w:val="5A6B7C"/>
+          <w:sz w:val="20"/>
+          <w:szCs w:val="20"/>
+          <w:lang w:val="en-US" w:eastAsia="zh-CN"/>
+        </w:rPr>
+        <w:t>仓库地址:</w:t>
+      </w:r>
+      <w:r>
+        <w:rPr>
+          <w:rFonts w:hint="eastAsia" w:ascii="Times New Roman" w:hAnsi="Times New Roman" w:eastAsia="微软雅黑" w:cs="Times New Roman"/>
+          <w:color w:val="5A6B7C"/>
+          <w:sz w:val="20"/>
+          <w:szCs w:val="20"/>
+        </w:rPr>
+        <w:t>https://github.com/QFXL-Y/-.git</w:t>
+      </w:r>
+      <w:bookmarkStart w:id="0" w:name="_GoBack"/>
+      <w:bookmarkEnd w:id="0"/>
     </w:p>
     <w:sectPr>
       <w:pgSz w:w="11906" w:h="16838"/>
       <w:pgMar w:top="1134" w:right="1134" w:bottom="1134" w:left="1134" w:header="851" w:footer="992" w:gutter="0"/>
-      <w:cols w:space="425"/>
-      <w:docGrid w:linePitch="312"/>
+      <w:cols w:space="425" w:num="1"/>
+      <w:docGrid w:linePitch="312" w:charSpace="0"/>
     </w:sectPr>
   </w:body>
 </w:document>
 </file>
 
+<file path=word/endnotes.xml><?xml version="1.0" encoding="utf-8"?>
+<w:endnotes xmlns:wpc="http://schemas.microsoft.com/office/word/2010/wordprocessingCanvas" xmlns:mc="http://schemas.openxmlformats.org/markup-compatibility/2006" xmlns:o="urn:schemas-microsoft-com:office:office" xmlns:r="http://schemas.openxmlformats.org/officeDocument/2006/relationships" xmlns:m="http://schemas.openxmlformats.org/officeDocument/2006/math" xmlns:v="urn:schemas-microsoft-com:vml" xmlns:wp14="http://schemas.microsoft.com/office/word/2010/wordprocessingDrawing" xmlns:wp="http://schemas.openxmlformats.org/drawingml/2006/wordprocessingDrawing" xmlns:w="http://schemas.openxmlformats.org/wordprocessingml/2006/main" xmlns:w14="http://schemas.microsoft.com/office/word/2010/wordml" xmlns:w15="http://schemas.microsoft.com/office/word/2012/wordml" xmlns:w10="urn:schemas-microsoft-com:office:word" xmlns:wpg="http://schemas.microsoft.com/office/word/2010/wordprocessingGroup" xmlns:wpi="http://schemas.microsoft.com/office/word/2010/wordprocessingInk" xmlns:wne="http://schemas.microsoft.com/office/word/2006/wordml" xmlns:wps="http://schemas.microsoft.com/office/word/2010/wordprocessingShape" xmlns:wpsCustomData="http://www.wps.cn/officeDocument/2013/wpsCustomData" mc:Ignorable="w14 w15 wp14">
+  <w:endnote w:type="separator" w:id="0">
+    <w:p>
+      <w:pPr>
+        <w:spacing w:line="240" w:lineRule="auto"/>
+      </w:pPr>
+      <w:r>
+        <w:separator/>
+      </w:r>
+    </w:p>
+  </w:endnote>
+  <w:endnote w:type="continuationSeparator" w:id="1">
+    <w:p>
+      <w:pPr>
+        <w:spacing w:line="240" w:lineRule="auto"/>
+      </w:pPr>
+      <w:r>
+        <w:continuationSeparator/>
+      </w:r>
+    </w:p>
+  </w:endnote>
+</w:endnotes>
+</file>
+
+<file path=word/footnotes.xml><?xml version="1.0" encoding="utf-8"?>
+<w:footnotes xmlns:wpc="http://schemas.microsoft.com/office/word/2010/wordprocessingCanvas" xmlns:mc="http://schemas.openxmlformats.org/markup-compatibility/2006" xmlns:o="urn:schemas-microsoft-com:office:office" xmlns:r="http://schemas.openxmlformats.org/officeDocument/2006/relationships" xmlns:m="http://schemas.openxmlformats.org/officeDocument/2006/math" xmlns:v="urn:schemas-microsoft-com:vml" xmlns:wp14="http://schemas.microsoft.com/office/word/2010/wordprocessingDrawing" xmlns:wp="http://schemas.openxmlformats.org/drawingml/2006/wordprocessingDrawing" xmlns:w="http://schemas.openxmlformats.org/wordprocessingml/2006/main" xmlns:w14="http://schemas.microsoft.com/office/word/2010/wordml" xmlns:w15="http://schemas.microsoft.com/office/word/2012/wordml" xmlns:w10="urn:schemas-microsoft-com:office:word" xmlns:wpg="http://schemas.microsoft.com/office/word/2010/wordprocessingGroup" xmlns:wpi="http://schemas.microsoft.com/office/word/2010/wordprocessingInk" xmlns:wne="http://schemas.microsoft.com/office/word/2006/wordml" xmlns:wps="http://schemas.microsoft.com/office/word/2010/wordprocessingShape" xmlns:wpsCustomData="http://www.wps.cn/officeDocument/2013/wpsCustomData" mc:Ignorable="w14 w15 wp14">
+  <w:footnote w:type="separator" w:id="0">
+    <w:p>
+      <w:pPr>
+        <w:spacing w:before="0" w:after="0" w:line="300" w:lineRule="auto"/>
+      </w:pPr>
+      <w:r>
+        <w:separator/>
+      </w:r>
+    </w:p>
+  </w:footnote>
+  <w:footnote w:type="continuationSeparator" w:id="1">
+    <w:p>
+      <w:pPr>
+        <w:spacing w:before="0" w:after="0" w:line="300" w:lineRule="auto"/>
+      </w:pPr>
+      <w:r>
+        <w:continuationSeparator/>
+      </w:r>
+    </w:p>
+  </w:footnote>
+</w:footnotes>
+</file>
+
 <file path=word/styles.xml><?xml version="1.0" encoding="utf-8"?>
-<w:styles xmlns:w="http://schemas.openxmlformats.org/wordprocessingml/2006/main">
+<w:styles xmlns:mc="http://schemas.openxmlformats.org/markup-compatibility/2006" xmlns:o="urn:schemas-microsoft-com:office:office" xmlns:r="http://schemas.openxmlformats.org/officeDocument/2006/relationships" xmlns:m="http://schemas.openxmlformats.org/officeDocument/2006/math" xmlns:v="urn:schemas-microsoft-com:vml" xmlns:w="http://schemas.openxmlformats.org/wordprocessingml/2006/main" xmlns:w14="http://schemas.microsoft.com/office/word/2010/wordml" xmlns:w10="urn:schemas-microsoft-com:office:word" xmlns:sl="http://schemas.openxmlformats.org/schemaLibrary/2006/main" xmlns:wpsCustomData="http://www.wps.cn/officeDocument/2013/wpsCustomData" mc:Ignorable="w14">
   <w:docDefaults>
     <w:rPrDefault>
       <w:rPr>
         <w:rFonts w:ascii="Times New Roman" w:hAnsi="Times New Roman" w:eastAsia="微软雅黑" w:cs="Times New Roman"/>
-        <w:sz w:val="21"/>
-        <w:szCs w:val="21"/>
       </w:rPr>
     </w:rPrDefault>
-    <w:pPrDefault>
-      <w:pPr>
-        <w:spacing w:after="100" w:line="300" w:lineRule="auto"/>
-      </w:pPr>
-    </w:pPrDefault>
+    <w:pPrDefault/>
   </w:docDefaults>
-  <w:style w:type="paragraph" w:default="1" w:styleId="Normal">
+  <w:latentStyles w:count="260" w:defQFormat="0" w:defUnhideWhenUsed="1" w:defSemiHidden="1" w:defUIPriority="99" w:defLockedState="0">
+    <w:lsdException w:qFormat="1" w:unhideWhenUsed="0" w:uiPriority="0" w:semiHidden="0" w:name="Normal"/>
+    <w:lsdException w:qFormat="1" w:unhideWhenUsed="0" w:uiPriority="0" w:semiHidden="0" w:name="heading 1"/>
+    <w:lsdException w:qFormat="1" w:uiPriority="0" w:name="heading 2"/>
+    <w:lsdException w:qFormat="1" w:uiPriority="0" w:name="heading 3"/>
+    <w:lsdException w:qFormat="1" w:uiPriority="0" w:name="heading 4"/>
+    <w:lsdException w:qFormat="1" w:uiPriority="0" w:name="heading 5"/>
+    <w:lsdException w:qFormat="1" w:uiPriority="0" w:name="heading 6"/>
+    <w:lsdException w:qFormat="1" w:uiPriority="0" w:name="heading 7"/>
+    <w:lsdException w:qFormat="1" w:uiPriority="0" w:name="heading 8"/>
+    <w:lsdException w:qFormat="1" w:uiPriority="0" w:name="heading 9"/>
+    <w:lsdException w:unhideWhenUsed="0" w:uiPriority="0" w:semiHidden="0" w:name="index 1"/>
+    <w:lsdException w:unhideWhenUsed="0" w:uiPriority="0" w:semiHidden="0" w:name="index 2"/>
+    <w:lsdException w:unhideWhenUsed="0" w:uiPriority="0" w:semiHidden="0" w:name="index 3"/>
+    <w:lsdException w:unhideWhenUsed="0" w:uiPriority="0" w:semiHidden="0" w:name="index 4"/>
+    <w:lsdException w:unhideWhenUsed="0" w:uiPriority="0" w:semiHidden="0" w:name="index 5"/>
+    <w:lsdException w:unhideWhenUsed="0" w:uiPriority="0" w:semiHidden="0" w:name="index 6"/>
+    <w:lsdException w:unhideWhenUsed="0" w:uiPriority="0" w:semiHidden="0" w:name="index 7"/>
+    <w:lsdException w:unhideWhenUsed="0" w:uiPriority="0" w:semiHidden="0" w:name="index 8"/>
+    <w:lsdException w:unhideWhenUsed="0" w:uiPriority="0" w:semiHidden="0" w:name="index 9"/>
+    <w:lsdException w:unhideWhenUsed="0" w:uiPriority="0" w:semiHidden="0" w:name="toc 1"/>
+    <w:lsdException w:unhideWhenUsed="0" w:uiPriority="0" w:semiHidden="0" w:name="toc 2"/>
+    <w:lsdException w:unhideWhenUsed="0" w:uiPriority="0" w:semiHidden="0" w:name="toc 3"/>
+    <w:lsdException w:unhideWhenUsed="0" w:uiPriority="0" w:semiHidden="0" w:name="toc 4"/>
+    <w:lsdException w:unhideWhenUsed="0" w:uiPriority="0" w:semiHidden="0" w:name="toc 5"/>
+    <w:lsdException w:unhideWhenUsed="0" w:uiPriority="0" w:semiHidden="0" w:name="toc 6"/>
+    <w:lsdException w:unhideWhenUsed="0" w:uiPriority="0" w:semiHidden="0" w:name="toc 7"/>
+    <w:lsdException w:unhideWhenUsed="0" w:uiPriority="0" w:semiHidden="0" w:name="toc 8"/>
+    <w:lsdException w:unhideWhenUsed="0" w:uiPriority="0" w:semiHidden="0" w:name="toc 9"/>
+    <w:lsdException w:unhideWhenUsed="0" w:uiPriority="0" w:semiHidden="0" w:name="Normal Indent"/>
+    <w:lsdException w:unhideWhenUsed="0" w:uiPriority="0" w:semiHidden="0" w:name="footnote text"/>
+    <w:lsdException w:unhideWhenUsed="0" w:uiPriority="0" w:semiHidden="0" w:name="annotation text"/>
+    <w:lsdException w:unhideWhenUsed="0" w:uiPriority="0" w:semiHidden="0" w:name="header"/>
+    <w:lsdException w:unhideWhenUsed="0" w:uiPriority="0" w:semiHidden="0" w:name="footer"/>
+    <w:lsdException w:unhideWhenUsed="0" w:uiPriority="0" w:semiHidden="0" w:name="index heading"/>
+    <w:lsdException w:qFormat="1" w:uiPriority="0" w:name="caption"/>
+    <w:lsdException w:unhideWhenUsed="0" w:uiPriority="0" w:semiHidden="0" w:name="table of figures"/>
+    <w:lsdException w:unhideWhenUsed="0" w:uiPriority="0" w:semiHidden="0" w:name="envelope address"/>
+    <w:lsdException w:unhideWhenUsed="0" w:uiPriority="0" w:semiHidden="0" w:name="envelope return"/>
+    <w:lsdException w:unhideWhenUsed="0" w:uiPriority="0" w:semiHidden="0" w:name="footnote reference"/>
+    <w:lsdException w:unhideWhenUsed="0" w:uiPriority="0" w:semiHidden="0" w:name="annotation reference"/>
+    <w:lsdException w:unhideWhenUsed="0" w:uiPriority="0" w:semiHidden="0" w:name="line number"/>
+    <w:lsdException w:unhideWhenUsed="0" w:uiPriority="0" w:semiHidden="0" w:name="page number"/>
+    <w:lsdException w:unhideWhenUsed="0" w:uiPriority="0" w:semiHidden="0" w:name="endnote reference"/>
+    <w:lsdException w:unhideWhenUsed="0" w:uiPriority="0" w:semiHidden="0" w:name="endnote text"/>
+    <w:lsdException w:unhideWhenUsed="0" w:uiPriority="0" w:semiHidden="0" w:name="table of authorities"/>
+    <w:lsdException w:unhideWhenUsed="0" w:uiPriority="0" w:semiHidden="0" w:name="macro"/>
+    <w:lsdException w:unhideWhenUsed="0" w:uiPriority="0" w:semiHidden="0" w:name="toa heading"/>
+    <w:lsdException w:unhideWhenUsed="0" w:uiPriority="0" w:semiHidden="0" w:name="List"/>
+    <w:lsdException w:unhideWhenUsed="0" w:uiPriority="0" w:semiHidden="0" w:name="List Bullet"/>
+    <w:lsdException w:unhideWhenUsed="0" w:uiPriority="0" w:semiHidden="0" w:name="List Number"/>
+    <w:lsdException w:unhideWhenUsed="0" w:uiPriority="0" w:semiHidden="0" w:name="List 2"/>
+    <w:lsdException w:unhideWhenUsed="0" w:uiPriority="0" w:semiHidden="0" w:name="List 3"/>
+    <w:lsdException w:unhideWhenUsed="0" w:uiPriority="0" w:semiHidden="0" w:name="List 4"/>
+    <w:lsdException w:unhideWhenUsed="0" w:uiPriority="0" w:semiHidden="0" w:name="List 5"/>
+    <w:lsdException w:unhideWhenUsed="0" w:uiPriority="0" w:semiHidden="0" w:name="List Bullet 2"/>
+    <w:lsdException w:unhideWhenUsed="0" w:uiPriority="0" w:semiHidden="0" w:name="List Bullet 3"/>
+    <w:lsdException w:unhideWhenUsed="0" w:uiPriority="0" w:semiHidden="0" w:name="List Bullet 4"/>
+    <w:lsdException w:unhideWhenUsed="0" w:uiPriority="0" w:semiHidden="0" w:name="List Bullet 5"/>
+    <w:lsdException w:unhideWhenUsed="0" w:uiPriority="0" w:semiHidden="0" w:name="List Number 2"/>
+    <w:lsdException w:unhideWhenUsed="0" w:uiPriority="0" w:semiHidden="0" w:name="List Number 3"/>
+    <w:lsdException w:unhideWhenUsed="0" w:uiPriority="0" w:semiHidden="0" w:name="List Number 4"/>
+    <w:lsdException w:unhideWhenUsed="0" w:uiPriority="0" w:semiHidden="0" w:name="List Number 5"/>
+    <w:lsdException w:qFormat="1" w:unhideWhenUsed="0" w:uiPriority="0" w:semiHidden="0" w:name="Title"/>
+    <w:lsdException w:unhideWhenUsed="0" w:uiPriority="0" w:semiHidden="0" w:name="Closing"/>
+    <w:lsdException w:unhideWhenUsed="0" w:uiPriority="0" w:semiHidden="0" w:name="Signature"/>
+    <w:lsdException w:qFormat="1" w:unhideWhenUsed="0" w:uiPriority="0" w:name="Default Paragraph Font"/>
+    <w:lsdException w:unhideWhenUsed="0" w:uiPriority="0" w:semiHidden="0" w:name="Body Text"/>
+    <w:lsdException w:unhideWhenUsed="0" w:uiPriority="0" w:semiHidden="0" w:name="Body Text Indent"/>
+    <w:lsdException w:unhideWhenUsed="0" w:uiPriority="0" w:semiHidden="0" w:name="List Continue"/>
+    <w:lsdException w:unhideWhenUsed="0" w:uiPriority="0" w:semiHidden="0" w:name="List Continue 2"/>
+    <w:lsdException w:unhideWhenUsed="0" w:uiPriority="0" w:semiHidden="0" w:name="List Continue 3"/>
+    <w:lsdException w:unhideWhenUsed="0" w:uiPriority="0" w:semiHidden="0" w:name="List Continue 4"/>
+    <w:lsdException w:unhideWhenUsed="0" w:uiPriority="0" w:semiHidden="0" w:name="List Continue 5"/>
+    <w:lsdException w:unhideWhenUsed="0" w:uiPriority="0" w:semiHidden="0" w:name="Message Header"/>
+    <w:lsdException w:qFormat="1" w:unhideWhenUsed="0" w:uiPriority="0" w:semiHidden="0" w:name="Subtitle"/>
+    <w:lsdException w:unhideWhenUsed="0" w:uiPriority="0" w:semiHidden="0" w:name="Salutation"/>
+    <w:lsdException w:unhideWhenUsed="0" w:uiPriority="0" w:semiHidden="0" w:name="Date"/>
+    <w:lsdException w:unhideWhenUsed="0" w:uiPriority="0" w:semiHidden="0" w:name="Body Text First Indent"/>
+    <w:lsdException w:unhideWhenUsed="0" w:uiPriority="0" w:semiHidden="0" w:name="Body Text First Indent 2"/>
+    <w:lsdException w:unhideWhenUsed="0" w:uiPriority="0" w:semiHidden="0" w:name="Note Heading"/>
+    <w:lsdException w:unhideWhenUsed="0" w:uiPriority="0" w:semiHidden="0" w:name="Body Text 2"/>
+    <w:lsdException w:unhideWhenUsed="0" w:uiPriority="0" w:semiHidden="0" w:name="Body Text 3"/>
+    <w:lsdException w:unhideWhenUsed="0" w:uiPriority="0" w:semiHidden="0" w:name="Body Text Indent 2"/>
+    <w:lsdException w:unhideWhenUsed="0" w:uiPriority="0" w:semiHidden="0" w:name="Body Text Indent 3"/>
+    <w:lsdException w:unhideWhenUsed="0" w:uiPriority="0" w:semiHidden="0" w:name="Block Text"/>
+    <w:lsdException w:unhideWhenUsed="0" w:uiPriority="0" w:semiHidden="0" w:name="Hyperlink"/>
+    <w:lsdException w:unhideWhenUsed="0" w:uiPriority="0" w:semiHidden="0" w:name="FollowedHyperlink"/>
+    <w:lsdException w:qFormat="1" w:unhideWhenUsed="0" w:uiPriority="0" w:semiHidden="0" w:name="Strong"/>
+    <w:lsdException w:qFormat="1" w:unhideWhenUsed="0" w:uiPriority="0" w:semiHidden="0" w:name="Emphasis"/>
+    <w:lsdException w:unhideWhenUsed="0" w:uiPriority="0" w:semiHidden="0" w:name="Document Map"/>
+    <w:lsdException w:unhideWhenUsed="0" w:uiPriority="0" w:semiHidden="0" w:name="Plain Text"/>
+    <w:lsdException w:unhideWhenUsed="0" w:uiPriority="0" w:semiHidden="0" w:name="E-mail Signature"/>
+    <w:lsdException w:unhideWhenUsed="0" w:uiPriority="0" w:semiHidden="0" w:name="Normal (Web)"/>
+    <w:lsdException w:unhideWhenUsed="0" w:uiPriority="0" w:semiHidden="0" w:name="HTML Acronym"/>
+    <w:lsdException w:unhideWhenUsed="0" w:uiPriority="0" w:semiHidden="0" w:name="HTML Address"/>
+    <w:lsdException w:unhideWhenUsed="0" w:uiPriority="0" w:semiHidden="0" w:name="HTML Cite"/>
+    <w:lsdException w:unhideWhenUsed="0" w:uiPriority="0" w:semiHidden="0" w:name="HTML Code"/>
+    <w:lsdException w:unhideWhenUsed="0" w:uiPriority="0" w:semiHidden="0" w:name="HTML Definition"/>
+    <w:lsdException w:unhideWhenUsed="0" w:uiPriority="0" w:semiHidden="0" w:name="HTML Keyboard"/>
+    <w:lsdException w:unhideWhenUsed="0" w:uiPriority="0" w:semiHidden="0" w:name="HTML Preformatted"/>
+    <w:lsdException w:unhideWhenUsed="0" w:uiPriority="0" w:semiHidden="0" w:name="HTML Sample"/>
+    <w:lsdException w:unhideWhenUsed="0" w:uiPriority="0" w:semiHidden="0" w:name="HTML Typewriter"/>
+    <w:lsdException w:unhideWhenUsed="0" w:uiPriority="0" w:semiHidden="0" w:name="HTML Variable"/>
+    <w:lsdException w:qFormat="1" w:unhideWhenUsed="0" w:uiPriority="0" w:semiHidden="0" w:name="Normal Table"/>
+    <w:lsdException w:unhideWhenUsed="0" w:uiPriority="0" w:semiHidden="0" w:name="annotation subject"/>
+    <w:lsdException w:unhideWhenUsed="0" w:uiPriority="0" w:semiHidden="0" w:name="Table Simple 1"/>
+    <w:lsdException w:unhideWhenUsed="0" w:uiPriority="0" w:semiHidden="0" w:name="Table Simple 2"/>
+    <w:lsdException w:unhideWhenUsed="0" w:uiPriority="0" w:semiHidden="0" w:name="Table Simple 3"/>
+    <w:lsdException w:unhideWhenUsed="0" w:uiPriority="0" w:semiHidden="0" w:name="Table Classic 1"/>
+    <w:lsdException w:unhideWhenUsed="0" w:uiPriority="0" w:semiHidden="0" w:name="Table Classic 2"/>
+    <w:lsdException w:unhideWhenUsed="0" w:uiPriority="0" w:semiHidden="0" w:name="Table Classic 3"/>
+    <w:lsdException w:unhideWhenUsed="0" w:uiPriority="0" w:semiHidden="0" w:name="Table Classic 4"/>
+    <w:lsdException w:unhideWhenUsed="0" w:uiPriority="0" w:semiHidden="0" w:name="Table Colorful 1"/>
+    <w:lsdException w:unhideWhenUsed="0" w:uiPriority="0" w:semiHidden="0" w:name="Table Colorful 2"/>
+    <w:lsdException w:unhideWhenUsed="0" w:uiPriority="0" w:semiHidden="0" w:name="Table Colorful 3"/>
+    <w:lsdException w:unhideWhenUsed="0" w:uiPriority="0" w:semiHidden="0" w:name="Table Columns 1"/>
+    <w:lsdException w:unhideWhenUsed="0" w:uiPriority="0" w:semiHidden="0" w:name="Table Columns 2"/>
+    <w:lsdException w:unhideWhenUsed="0" w:uiPriority="0" w:semiHidden="0" w:name="Table Columns 3"/>
+    <w:lsdException w:unhideWhenUsed="0" w:uiPriority="0" w:semiHidden="0" w:name="Table Columns 4"/>
+    <w:lsdException w:unhideWhenUsed="0" w:uiPriority="0" w:semiHidden="0" w:name="Table Columns 5"/>
+    <w:lsdException w:unhideWhenUsed="0" w:uiPriority="0" w:semiHidden="0" w:name="Table Grid 1"/>
+    <w:lsdException w:unhideWhenUsed="0" w:uiPriority="0" w:semiHidden="0" w:name="Table Grid 2"/>
+    <w:lsdException w:unhideWhenUsed="0" w:uiPriority="0" w:semiHidden="0" w:name="Table Grid 3"/>
+    <w:lsdException w:unhideWhenUsed="0" w:uiPriority="0" w:semiHidden="0" w:name="Table Grid 4"/>
+    <w:lsdException w:unhideWhenUsed="0" w:uiPriority="0" w:semiHidden="0" w:name="Table Grid 5"/>
+    <w:lsdException w:unhideWhenUsed="0" w:uiPriority="0" w:semiHidden="0" w:name="Table Grid 6"/>
+    <w:lsdException w:unhideWhenUsed="0" w:uiPriority="0" w:semiHidden="0" w:name="Table Grid 7"/>
+    <w:lsdException w:unhideWhenUsed="0" w:uiPriority="0" w:semiHidden="0" w:name="Table Grid 8"/>
+    <w:lsdException w:unhideWhenUsed="0" w:uiPriority="0" w:semiHidden="0" w:name="Table List 1"/>
+    <w:lsdException w:unhideWhenUsed="0" w:uiPriority="0" w:semiHidden="0" w:name="Table List 2"/>
+    <w:lsdException w:unhideWhenUsed="0" w:uiPriority="0" w:semiHidden="0" w:name="Table List 3"/>
+    <w:lsdException w:unhideWhenUsed="0" w:uiPriority="0" w:semiHidden="0" w:name="Table List 4"/>
+    <w:lsdException w:unhideWhenUsed="0" w:uiPriority="0" w:semiHidden="0" w:name="Table List 5"/>
+    <w:lsdException w:unhideWhenUsed="0" w:uiPriority="0" w:semiHidden="0" w:name="Table List 6"/>
+    <w:lsdException w:unhideWhenUsed="0" w:uiPriority="0" w:semiHidden="0" w:name="Table List 7"/>
+    <w:lsdException w:unhideWhenUsed="0" w:uiPriority="0" w:semiHidden="0" w:name="Table List 8"/>
+    <w:lsdException w:unhideWhenUsed="0" w:uiPriority="0" w:semiHidden="0" w:name="Table 3D effects 1"/>
+    <w:lsdException w:unhideWhenUsed="0" w:uiPriority="0" w:semiHidden="0" w:name="Table 3D effects 2"/>
+    <w:lsdException w:unhideWhenUsed="0" w:uiPriority="0" w:semiHidden="0" w:name="Table 3D effects 3"/>
+    <w:lsdException w:unhideWhenUsed="0" w:uiPriority="0" w:semiHidden="0" w:name="Table Contemporary"/>
+    <w:lsdException w:unhideWhenUsed="0" w:uiPriority="0" w:semiHidden="0" w:name="Table Elegant"/>
+    <w:lsdException w:unhideWhenUsed="0" w:uiPriority="0" w:semiHidden="0" w:name="Table Professional"/>
+    <w:lsdException w:unhideWhenUsed="0" w:uiPriority="0" w:semiHidden="0" w:name="Table Subtle 1"/>
+    <w:lsdException w:unhideWhenUsed="0" w:uiPriority="0" w:semiHidden="0" w:name="Table Subtle 2"/>
+    <w:lsdException w:unhideWhenUsed="0" w:uiPriority="0" w:semiHidden="0" w:name="Table Web 1"/>
+    <w:lsdException w:unhideWhenUsed="0" w:uiPriority="0" w:semiHidden="0" w:name="Table Web 2"/>
+    <w:lsdException w:unhideWhenUsed="0" w:uiPriority="0" w:semiHidden="0" w:name="Table Web 3"/>
+    <w:lsdException w:unhideWhenUsed="0" w:uiPriority="0" w:semiHidden="0" w:name="Balloon Text"/>
+    <w:lsdException w:unhideWhenUsed="0" w:uiPriority="0" w:semiHidden="0" w:name="Table Grid"/>
+    <w:lsdException w:unhideWhenUsed="0" w:uiPriority="0" w:semiHidden="0" w:name="Table Theme"/>
+    <w:lsdException w:unhideWhenUsed="0" w:uiPriority="60" w:semiHidden="0" w:name="Light Shading"/>
+    <w:lsdException w:unhideWhenUsed="0" w:uiPriority="61" w:semiHidden="0" w:name="Light List"/>
+    <w:lsdException w:unhideWhenUsed="0" w:uiPriority="62" w:semiHidden="0" w:name="Light Grid"/>
+    <w:lsdException w:unhideWhenUsed="0" w:uiPriority="63" w:semiHidden="0" w:name="Medium Shading 1"/>
+    <w:lsdException w:unhideWhenUsed="0" w:uiPriority="64" w:semiHidden="0" w:name="Medium Shading 2"/>
+    <w:lsdException w:unhideWhenUsed="0" w:uiPriority="65" w:semiHidden="0" w:name="Medium List 1"/>
+    <w:lsdException w:unhideWhenUsed="0" w:uiPriority="66" w:semiHidden="0" w:name="Medium List 2"/>
+    <w:lsdException w:unhideWhenUsed="0" w:uiPriority="67" w:semiHidden="0" w:name="Medium Grid 1"/>
+    <w:lsdException w:unhideWhenUsed="0" w:uiPriority="68" w:semiHidden="0" w:name="Medium Grid 2"/>
+    <w:lsdException w:unhideWhenUsed="0" w:uiPriority="69" w:semiHidden="0" w:name="Medium Grid 3"/>
+    <w:lsdException w:unhideWhenUsed="0" w:uiPriority="70" w:semiHidden="0" w:name="Dark List"/>
+    <w:lsdException w:unhideWhenUsed="0" w:uiPriority="71" w:semiHidden="0" w:name="Colorful Shading"/>
+    <w:lsdException w:unhideWhenUsed="0" w:uiPriority="72" w:semiHidden="0" w:name="Colorful List"/>
+    <w:lsdException w:unhideWhenUsed="0" w:uiPriority="73" w:semiHidden="0" w:name="Colorful Grid"/>
+    <w:lsdException w:unhideWhenUsed="0" w:uiPriority="60" w:semiHidden="0" w:name="Light Shading Accent 1"/>
+    <w:lsdException w:unhideWhenUsed="0" w:uiPriority="61" w:semiHidden="0" w:name="Light List Accent 1"/>
+    <w:lsdException w:unhideWhenUsed="0" w:uiPriority="62" w:semiHidden="0" w:name="Light Grid Accent 1"/>
+    <w:lsdException w:unhideWhenUsed="0" w:uiPriority="63" w:semiHidden="0" w:name="Medium Shading 1 Accent 1"/>
+    <w:lsdException w:unhideWhenUsed="0" w:uiPriority="64" w:semiHidden="0" w:name="Medium Shading 2 Accent 1"/>
+    <w:lsdException w:unhideWhenUsed="0" w:uiPriority="65" w:semiHidden="0" w:name="Medium List 1 Accent 1"/>
+    <w:lsdException w:unhideWhenUsed="0" w:uiPriority="66" w:semiHidden="0" w:name="Medium List 2 Accent 1"/>
+    <w:lsdException w:unhideWhenUsed="0" w:uiPriority="67" w:semiHidden="0" w:name="Medium Grid 1 Accent 1"/>
+    <w:lsdException w:unhideWhenUsed="0" w:uiPriority="68" w:semiHidden="0" w:name="Medium Grid 2 Accent 1"/>
+    <w:lsdException w:unhideWhenUsed="0" w:uiPriority="69" w:semiHidden="0" w:name="Medium Grid 3 Accent 1"/>
+    <w:lsdException w:unhideWhenUsed="0" w:uiPriority="70" w:semiHidden="0" w:name="Dark List Accent 1"/>
+    <w:lsdException w:unhideWhenUsed="0" w:uiPriority="71" w:semiHidden="0" w:name="Colorful Shading Accent 1"/>
+    <w:lsdException w:unhideWhenUsed="0" w:uiPriority="72" w:semiHidden="0" w:name="Colorful List Accent 1"/>
+    <w:lsdException w:unhideWhenUsed="0" w:uiPriority="73" w:semiHidden="0" w:name="Colorful Grid Accent 1"/>
+    <w:lsdException w:unhideWhenUsed="0" w:uiPriority="60" w:semiHidden="0" w:name="Light Shading Accent 2"/>
+    <w:lsdException w:unhideWhenUsed="0" w:uiPriority="61" w:semiHidden="0" w:name="Light List Accent 2"/>
+    <w:lsdException w:unhideWhenUsed="0" w:uiPriority="62" w:semiHidden="0" w:name="Light Grid Accent 2"/>
+    <w:lsdException w:unhideWhenUsed="0" w:uiPriority="63" w:semiHidden="0" w:name="Medium Shading 1 Accent 2"/>
+    <w:lsdException w:unhideWhenUsed="0" w:uiPriority="64" w:semiHidden="0" w:name="Medium Shading 2 Accent 2"/>
+    <w:lsdException w:unhideWhenUsed="0" w:uiPriority="65" w:semiHidden="0" w:name="Medium List 1 Accent 2"/>
+    <w:lsdException w:unhideWhenUsed="0" w:uiPriority="66" w:semiHidden="0" w:name="Medium List 2 Accent 2"/>
+    <w:lsdException w:unhideWhenUsed="0" w:uiPriority="67" w:semiHidden="0" w:name="Medium Grid 1 Accent 2"/>
+    <w:lsdException w:unhideWhenUsed="0" w:uiPriority="68" w:semiHidden="0" w:name="Medium Grid 2 Accent 2"/>
+    <w:lsdException w:unhideWhenUsed="0" w:uiPriority="69" w:semiHidden="0" w:name="Medium Grid 3 Accent 2"/>
+    <w:lsdException w:unhideWhenUsed="0" w:uiPriority="70" w:semiHidden="0" w:name="Dark List Accent 2"/>
+    <w:lsdException w:unhideWhenUsed="0" w:uiPriority="71" w:semiHidden="0" w:name="Colorful Shading Accent 2"/>
+    <w:lsdException w:unhideWhenUsed="0" w:uiPriority="72" w:semiHidden="0" w:name="Colorful List Accent 2"/>
+    <w:lsdException w:unhideWhenUsed="0" w:uiPriority="73" w:semiHidden="0" w:name="Colorful Grid Accent 2"/>
+    <w:lsdException w:unhideWhenUsed="0" w:uiPriority="60" w:semiHidden="0" w:name="Light Shading Accent 3"/>
+    <w:lsdException w:unhideWhenUsed="0" w:uiPriority="61" w:semiHidden="0" w:name="Light List Accent 3"/>
+    <w:lsdException w:unhideWhenUsed="0" w:uiPriority="62" w:semiHidden="0" w:name="Light Grid Accent 3"/>
+    <w:lsdException w:unhideWhenUsed="0" w:uiPriority="63" w:semiHidden="0" w:name="Medium Shading 1 Accent 3"/>
+    <w:lsdException w:unhideWhenUsed="0" w:uiPriority="64" w:semiHidden="0" w:name="Medium Shading 2 Accent 3"/>
+    <w:lsdException w:unhideWhenUsed="0" w:uiPriority="65" w:semiHidden="0" w:name="Medium List 1 Accent 3"/>
+    <w:lsdException w:unhideWhenUsed="0" w:uiPriority="66" w:semiHidden="0" w:name="Medium List 2 Accent 3"/>
+    <w:lsdException w:unhideWhenUsed="0" w:uiPriority="67" w:semiHidden="0" w:name="Medium Grid 1 Accent 3"/>
+    <w:lsdException w:unhideWhenUsed="0" w:uiPriority="68" w:semiHidden="0" w:name="Medium Grid 2 Accent 3"/>
+    <w:lsdException w:unhideWhenUsed="0" w:uiPriority="69" w:semiHidden="0" w:name="Medium Grid 3 Accent 3"/>
+    <w:lsdException w:unhideWhenUsed="0" w:uiPriority="70" w:semiHidden="0" w:name="Dark List Accent 3"/>
+    <w:lsdException w:unhideWhenUsed="0" w:uiPriority="71" w:semiHidden="0" w:name="Colorful Shading Accent 3"/>
+    <w:lsdException w:unhideWhenUsed="0" w:uiPriority="72" w:semiHidden="0" w:name="Colorful List Accent 3"/>
+    <w:lsdException w:unhideWhenUsed="0" w:uiPriority="73" w:semiHidden="0" w:name="Colorful Grid Accent 3"/>
+    <w:lsdException w:unhideWhenUsed="0" w:uiPriority="60" w:semiHidden="0" w:name="Light Shading Accent 4"/>
+    <w:lsdException w:unhideWhenUsed="0" w:uiPriority="61" w:semiHidden="0" w:name="Light List Accent 4"/>
+    <w:lsdException w:unhideWhenUsed="0" w:uiPriority="62" w:semiHidden="0" w:name="Light Grid Accent 4"/>
+    <w:lsdException w:unhideWhenUsed="0" w:uiPriority="63" w:semiHidden="0" w:name="Medium Shading 1 Accent 4"/>
+    <w:lsdException w:unhideWhenUsed="0" w:uiPriority="64" w:semiHidden="0" w:name="Medium Shading 2 Accent 4"/>
+    <w:lsdException w:unhideWhenUsed="0" w:uiPriority="65" w:semiHidden="0" w:name="Medium List 1 Accent 4"/>
+    <w:lsdException w:unhideWhenUsed="0" w:uiPriority="66" w:semiHidden="0" w:name="Medium List 2 Accent 4"/>
+    <w:lsdException w:unhideWhenUsed="0" w:uiPriority="67" w:semiHidden="0" w:name="Medium Grid 1 Accent 4"/>
+    <w:lsdException w:unhideWhenUsed="0" w:uiPriority="68" w:semiHidden="0" w:name="Medium Grid 2 Accent 4"/>
+    <w:lsdException w:unhideWhenUsed="0" w:uiPriority="69" w:semiHidden="0" w:name="Medium Grid 3 Accent 4"/>
+    <w:lsdException w:unhideWhenUsed="0" w:uiPriority="70" w:semiHidden="0" w:name="Dark List Accent 4"/>
+    <w:lsdException w:unhideWhenUsed="0" w:uiPriority="71" w:semiHidden="0" w:name="Colorful Shading Accent 4"/>
+    <w:lsdException w:unhideWhenUsed="0" w:uiPriority="72" w:semiHidden="0" w:name="Colorful List Accent 4"/>
+    <w:lsdException w:unhideWhenUsed="0" w:uiPriority="73" w:semiHidden="0" w:name="Colorful Grid Accent 4"/>
+    <w:lsdException w:unhideWhenUsed="0" w:uiPriority="60" w:semiHidden="0" w:name="Light Shading Accent 5"/>
+    <w:lsdException w:unhideWhenUsed="0" w:uiPriority="61" w:semiHidden="0" w:name="Light List Accent 5"/>
+    <w:lsdException w:unhideWhenUsed="0" w:uiPriority="62" w:semiHidden="0" w:name="Light Grid Accent 5"/>
+    <w:lsdException w:unhideWhenUsed="0" w:uiPriority="63" w:semiHidden="0" w:name="Medium Shading 1 Accent 5"/>
+    <w:lsdException w:unhideWhenUsed="0" w:uiPriority="64" w:semiHidden="0" w:name="Medium Shading 2 Accent 5"/>
+    <w:lsdException w:unhideWhenUsed="0" w:uiPriority="65" w:semiHidden="0" w:name="Medium List 1 Accent 5"/>
+    <w:lsdException w:unhideWhenUsed="0" w:uiPriority="66" w:semiHidden="0" w:name="Medium List 2 Accent 5"/>
+    <w:lsdException w:unhideWhenUsed="0" w:uiPriority="67" w:semiHidden="0" w:name="Medium Grid 1 Accent 5"/>
+    <w:lsdException w:unhideWhenUsed="0" w:uiPriority="68" w:semiHidden="0" w:name="Medium Grid 2 Accent 5"/>
+    <w:lsdException w:unhideWhenUsed="0" w:uiPriority="69" w:semiHidden="0" w:name="Medium Grid 3 Accent 5"/>
+    <w:lsdException w:unhideWhenUsed="0" w:uiPriority="70" w:semiHidden="0" w:name="Dark List Accent 5"/>
+    <w:lsdException w:unhideWhenUsed="0" w:uiPriority="71" w:semiHidden="0" w:name="Colorful Shading Accent 5"/>
+    <w:lsdException w:unhideWhenUsed="0" w:uiPriority="72" w:semiHidden="0" w:name="Colorful List Accent 5"/>
+    <w:lsdException w:unhideWhenUsed="0" w:uiPriority="73" w:semiHidden="0" w:name="Colorful Grid Accent 5"/>
+    <w:lsdException w:unhideWhenUsed="0" w:uiPriority="60" w:semiHidden="0" w:name="Light Shading Accent 6"/>
+    <w:lsdException w:unhideWhenUsed="0" w:uiPriority="61" w:semiHidden="0" w:name="Light List Accent 6"/>
+    <w:lsdException w:unhideWhenUsed="0" w:uiPriority="62" w:semiHidden="0" w:name="Light Grid Accent 6"/>
+    <w:lsdException w:unhideWhenUsed="0" w:uiPriority="63" w:semiHidden="0" w:name="Medium Shading 1 Accent 6"/>
+    <w:lsdException w:unhideWhenUsed="0" w:uiPriority="64" w:semiHidden="0" w:name="Medium Shading 2 Accent 6"/>
+    <w:lsdException w:unhideWhenUsed="0" w:uiPriority="65" w:semiHidden="0" w:name="Medium List 1 Accent 6"/>
+    <w:lsdException w:unhideWhenUsed="0" w:uiPriority="66" w:semiHidden="0" w:name="Medium List 2 Accent 6"/>
+    <w:lsdException w:unhideWhenUsed="0" w:uiPriority="67" w:semiHidden="0" w:name="Medium Grid 1 Accent 6"/>
+    <w:lsdException w:unhideWhenUsed="0" w:uiPriority="68" w:semiHidden="0" w:name="Medium Grid 2 Accent 6"/>
+    <w:lsdException w:unhideWhenUsed="0" w:uiPriority="69" w:semiHidden="0" w:name="Medium Grid 3 Accent 6"/>
+    <w:lsdException w:unhideWhenUsed="0" w:uiPriority="70" w:semiHidden="0" w:name="Dark List Accent 6"/>
+    <w:lsdException w:unhideWhenUsed="0" w:uiPriority="71" w:semiHidden="0" w:name="Colorful Shading Accent 6"/>
+    <w:lsdException w:unhideWhenUsed="0" w:uiPriority="72" w:semiHidden="0" w:name="Colorful List Accent 6"/>
+    <w:lsdException w:unhideWhenUsed="0" w:uiPriority="73" w:semiHidden="0" w:name="Colorful Grid Accent 6"/>
+  </w:latentStyles>
+  <w:style w:type="paragraph" w:default="1" w:styleId="1">
     <w:name w:val="Normal"/>
     <w:qFormat/>
+    <w:uiPriority w:val="0"/>
+    <w:pPr>
+      <w:spacing w:after="100" w:line="300" w:lineRule="auto"/>
+    </w:pPr>
+    <w:rPr>
+      <w:rFonts w:ascii="Times New Roman" w:hAnsi="Times New Roman" w:eastAsia="微软雅黑" w:cs="Times New Roman"/>
+      <w:sz w:val="21"/>
+      <w:szCs w:val="21"/>
+    </w:rPr>
   </w:style>
-  <w:style w:type="table" w:default="1" w:styleId="TableNormal">
+  <w:style w:type="character" w:default="1" w:styleId="3">
+    <w:name w:val="Default Paragraph Font"/>
+    <w:semiHidden/>
+    <w:qFormat/>
+    <w:uiPriority w:val="0"/>
+  </w:style>
+  <w:style w:type="table" w:default="1" w:styleId="2">
     <w:name w:val="Normal Table"/>
     <w:qFormat/>
+    <w:uiPriority w:val="0"/>
+    <w:tblPr>
+      <w:tblCellMar>
+        <w:top w:w="0" w:type="dxa"/>
+        <w:left w:w="108" w:type="dxa"/>
+        <w:bottom w:w="0" w:type="dxa"/>
+        <w:right w:w="108" w:type="dxa"/>
+      </w:tblCellMar>
+    </w:tblPr>
   </w:style>
 </w:styles>
+</file>
+
+<file path=word/theme/theme1.xml><?xml version="1.0" encoding="utf-8"?>
+<a:theme xmlns:a="http://schemas.openxmlformats.org/drawingml/2006/main" name="Office">
+  <a:themeElements>
+    <a:clrScheme name="Office">
+      <a:dk1>
+        <a:sysClr val="windowText" lastClr="000000"/>
+      </a:dk1>
+      <a:lt1>
+        <a:sysClr val="window" lastClr="FFFFFF"/>
+      </a:lt1>
+      <a:dk2>
+        <a:srgbClr val="1F497D"/>
+      </a:dk2>
+      <a:lt2>
+        <a:srgbClr val="EEECE1"/>
+      </a:lt2>
+      <a:accent1>
+        <a:srgbClr val="4F81BD"/>
+      </a:accent1>
+      <a:accent2>
+        <a:srgbClr val="C0504D"/>
+      </a:accent2>
+      <a:accent3>
+        <a:srgbClr val="9BBB59"/>
+      </a:accent3>
+      <a:accent4>
+        <a:srgbClr val="8064A2"/>
+      </a:accent4>
+      <a:accent5>
+        <a:srgbClr val="4BACC6"/>
+      </a:accent5>
+      <a:accent6>
+        <a:srgbClr val="F79646"/>
+      </a:accent6>
+      <a:hlink>
+        <a:srgbClr val="0000FF"/>
+      </a:hlink>
+      <a:folHlink>
+        <a:srgbClr val="800080"/>
+      </a:folHlink>
+    </a:clrScheme>
+    <a:fontScheme name="Office">
+      <a:majorFont>
+        <a:latin typeface="Cambria"/>
+        <a:ea typeface=""/>
+        <a:cs typeface=""/>
+        <a:font script="Jpan" typeface="游ゴシック Light"/>
+        <a:font script="Hang" typeface="맑은 고딕"/>
+        <a:font script="Hans" typeface="宋体"/>
+        <a:font script="Hant" typeface="新細明體"/>
+        <a:font script="Arab" typeface="Times New Roman"/>
+        <a:font script="Hebr" typeface="Times New Roman"/>
+        <a:font script="Thai" typeface="Angsana New"/>
+        <a:font script="Ethi" typeface="Nyala"/>
+        <a:font script="Beng" typeface="Vrinda"/>
+        <a:font script="Gujr" typeface="Shruti"/>
+        <a:font script="Khmr" typeface="MoolBoran"/>
+        <a:font script="Knda" typeface="Tunga"/>
+        <a:font script="Guru" typeface="Raavi"/>
+        <a:font script="Cans" typeface="Euphemia"/>
+        <a:font script="Cher" typeface="Plantagenet Cherokee"/>
+        <a:font script="Yiii" typeface="Microsoft Yi Baiti"/>
+        <a:font script="Tibt" typeface="Microsoft Himalaya"/>
+        <a:font script="Thaa" typeface="MV Boli"/>
+        <a:font script="Deva" typeface="Mangal"/>
+        <a:font script="Telu" typeface="Gautami"/>
+        <a:font script="Taml" typeface="Latha"/>
+        <a:font script="Syrc" typeface="Estrangelo Edessa"/>
+        <a:font script="Orya" typeface="Kalinga"/>
+        <a:font script="Mlym" typeface="Kartika"/>
+        <a:font script="Laoo" typeface="DokChampa"/>
+        <a:font script="Sinh" typeface="Iskoola Pota"/>
+        <a:font script="Mong" typeface="Mongolian Baiti"/>
+        <a:font script="Viet" typeface="Times New Roman"/>
+        <a:font script="Uigh" typeface="Microsoft Uighur"/>
+        <a:font script="Geor" typeface="Sylfaen"/>
+      </a:majorFont>
+      <a:minorFont>
+        <a:latin typeface="Calibri"/>
+        <a:ea typeface=""/>
+        <a:cs typeface=""/>
+        <a:font script="Jpan" typeface="游明朝"/>
+        <a:font script="Hang" typeface="맑은 고딕"/>
+        <a:font script="Hans" typeface="宋体"/>
+        <a:font script="Hant" typeface="新細明體"/>
+        <a:font script="Arab" typeface="Arial"/>
+        <a:font script="Hebr" typeface="Arial"/>
+        <a:font script="Thai" typeface="Cordia New"/>
+        <a:font script="Ethi" typeface="Nyala"/>
+        <a:font script="Beng" typeface="Vrinda"/>
+        <a:font script="Gujr" typeface="Shruti"/>
+        <a:font script="Khmr" typeface="DaunPenh"/>
+        <a:font script="Knda" typeface="Tunga"/>
+        <a:font script="Guru" typeface="Raavi"/>
+        <a:font script="Cans" typeface="Euphemia"/>
+        <a:font script="Cher" typeface="Plantagenet Cherokee"/>
+        <a:font script="Yiii" typeface="Microsoft Yi Baiti"/>
+        <a:font script="Tibt" typeface="Microsoft Himalaya"/>
+        <a:font script="Thaa" typeface="MV Boli"/>
+        <a:font script="Deva" typeface="Mangal"/>
+        <a:font script="Telu" typeface="Gautami"/>
+        <a:font script="Taml" typeface="Latha"/>
+        <a:font script="Syrc" typeface="Estrangelo Edessa"/>
+        <a:font script="Orya" typeface="Kalinga"/>
+        <a:font script="Mlym" typeface="Kartika"/>
+        <a:font script="Laoo" typeface="DokChampa"/>
+        <a:font script="Sinh" typeface="Iskoola Pota"/>
+        <a:font script="Mong" typeface="Mongolian Baiti"/>
+        <a:font script="Viet" typeface="Arial"/>
+        <a:font script="Uigh" typeface="Microsoft Uighur"/>
+        <a:font script="Geor" typeface="Sylfaen"/>
+      </a:minorFont>
+    </a:fontScheme>
+    <a:fmtScheme name="Office">
+      <a:fillStyleLst>
+        <a:solidFill>
+          <a:schemeClr val="phClr"/>
+        </a:solidFill>
+        <a:gradFill rotWithShape="1">
+          <a:gsLst>
+            <a:gs pos="0">
+              <a:schemeClr val="phClr">
+                <a:tint val="50000"/>
+                <a:satMod val="300000"/>
+              </a:schemeClr>
+            </a:gs>
+            <a:gs pos="35000">
+              <a:schemeClr val="phClr">
+                <a:tint val="37000"/>
+                <a:satMod val="300000"/>
+              </a:schemeClr>
+            </a:gs>
+            <a:gs pos="100000">
+              <a:schemeClr val="phClr">
+                <a:tint val="15000"/>
+                <a:satMod val="350000"/>
+              </a:schemeClr>
+            </a:gs>
+          </a:gsLst>
+          <a:lin ang="16200000" scaled="1"/>
+        </a:gradFill>
+        <a:gradFill rotWithShape="1">
+          <a:gsLst>
+            <a:gs pos="0">
+              <a:schemeClr val="phClr">
+                <a:shade val="51000"/>
+                <a:satMod val="130000"/>
+              </a:schemeClr>
+            </a:gs>
+            <a:gs pos="80000">
+              <a:schemeClr val="phClr">
+                <a:shade val="93000"/>
+                <a:satMod val="130000"/>
+              </a:schemeClr>
+            </a:gs>
+            <a:gs pos="100000">
+              <a:schemeClr val="phClr">
+                <a:shade val="94000"/>
+                <a:satMod val="135000"/>
+              </a:schemeClr>
+            </a:gs>
+          </a:gsLst>
+          <a:lin ang="16200000" scaled="0"/>
+        </a:gradFill>
+      </a:fillStyleLst>
+      <a:lnStyleLst>
+        <a:ln w="9525" cap="flat" cmpd="sng" algn="ctr">
+          <a:solidFill>
+            <a:schemeClr val="phClr">
+              <a:shade val="95000"/>
+              <a:satMod val="105000"/>
+            </a:schemeClr>
+          </a:solidFill>
+          <a:prstDash val="solid"/>
+        </a:ln>
+        <a:ln w="25400" cap="flat" cmpd="sng" algn="ctr">
+          <a:solidFill>
+            <a:schemeClr val="phClr"/>
+          </a:solidFill>
+          <a:prstDash val="solid"/>
+        </a:ln>
+        <a:ln w="38100" cap="flat" cmpd="sng" algn="ctr">
+          <a:solidFill>
+            <a:schemeClr val="phClr"/>
+          </a:solidFill>
+          <a:prstDash val="solid"/>
+        </a:ln>
+      </a:lnStyleLst>
+      <a:effectStyleLst>
+        <a:effectStyle>
+          <a:effectLst>
+            <a:outerShdw blurRad="40000" dist="20000" dir="5400000" rotWithShape="0">
+              <a:srgbClr val="000000">
+                <a:alpha val="38000"/>
+              </a:srgbClr>
+            </a:outerShdw>
+          </a:effectLst>
+        </a:effectStyle>
+        <a:effectStyle>
+          <a:effectLst>
+            <a:outerShdw blurRad="40000" dist="23000" dir="5400000" rotWithShape="0">
+              <a:srgbClr val="000000">
+                <a:alpha val="35000"/>
+              </a:srgbClr>
+            </a:outerShdw>
+          </a:effectLst>
+        </a:effectStyle>
+        <a:effectStyle>
+          <a:effectLst>
+            <a:outerShdw blurRad="40000" dist="23000" dir="5400000" rotWithShape="0">
+              <a:srgbClr val="000000">
+                <a:alpha val="35000"/>
+              </a:srgbClr>
+            </a:outerShdw>
+          </a:effectLst>
+          <a:scene3d>
+            <a:camera prst="orthographicFront">
+              <a:rot lat="0" lon="0" rev="0"/>
+            </a:camera>
+            <a:lightRig rig="threePt" dir="t">
+              <a:rot lat="0" lon="0" rev="1200000"/>
+            </a:lightRig>
+          </a:scene3d>
+          <a:sp3d>
+            <a:bevelT w="63500" h="25400"/>
+          </a:sp3d>
+        </a:effectStyle>
+      </a:effectStyleLst>
+      <a:bgFillStyleLst>
+        <a:solidFill>
+          <a:schemeClr val="phClr"/>
+        </a:solidFill>
+        <a:gradFill rotWithShape="1">
+          <a:gsLst>
+            <a:gs pos="0">
+              <a:schemeClr val="phClr">
+                <a:tint val="40000"/>
+                <a:satMod val="350000"/>
+              </a:schemeClr>
+            </a:gs>
+            <a:gs pos="40000">
+              <a:schemeClr val="phClr">
+                <a:tint val="45000"/>
+                <a:satMod val="350000"/>
+                <a:shade val="99000"/>
+              </a:schemeClr>
+            </a:gs>
+            <a:gs pos="100000">
+              <a:schemeClr val="phClr">
+                <a:shade val="20000"/>
+                <a:satMod val="255000"/>
+              </a:schemeClr>
+            </a:gs>
+          </a:gsLst>
+          <a:path path="circle">
+            <a:fillToRect l="50000" t="-80000" r="50000" b="180000"/>
+          </a:path>
+        </a:gradFill>
+        <a:gradFill rotWithShape="1">
+          <a:gsLst>
+            <a:gs pos="0">
+              <a:schemeClr val="phClr">
+                <a:tint val="80000"/>
+                <a:satMod val="300000"/>
+              </a:schemeClr>
+            </a:gs>
+            <a:gs pos="100000">
+              <a:schemeClr val="phClr">
+                <a:shade val="30000"/>
+                <a:satMod val="200000"/>
+              </a:schemeClr>
+            </a:gs>
+          </a:gsLst>
+          <a:path path="circle">
+            <a:fillToRect l="50000" t="50000" r="50000" b="50000"/>
+          </a:path>
+        </a:gradFill>
+      </a:bgFillStyleLst>
+    </a:fmtScheme>
+  </a:themeElements>
+  <a:objectDefaults/>
+</a:theme>
 </file>